--- a/skills/phong-hcqt/assets/bien-ban-hoan-thien-hop-dong.docx
+++ b/skills/phong-hcqt/assets/bien-ban-hoan-thien-hop-dong.docx
@@ -1,5 +1,136 @@
 
-<file path=word/document.xml><?xml version="1.0" encoding="utf-8"?>
+<file path=./[Content_Types].xml><?xml version="1.0" encoding="utf-8"?>
+<Types xmlns="http://schemas.openxmlformats.org/package/2006/content-types">
+  <Default Extension="rels" ContentType="application/vnd.openxmlformats-package.relationships+xml"/>
+  <Default Extension="xml" ContentType="application/xml"/>
+  <Override PartName="/word/document.xml" ContentType="application/vnd.openxmlformats-officedocument.wordprocessingml.document.main+xml"/>
+  <Override PartName="/word/styles.xml" ContentType="application/vnd.openxmlformats-officedocument.wordprocessingml.styles+xml"/>
+  <Override PartName="/word/settings.xml" ContentType="application/vnd.openxmlformats-officedocument.wordprocessingml.settings+xml"/>
+  <Override PartName="/word/webSettings.xml" ContentType="application/vnd.openxmlformats-officedocument.wordprocessingml.webSettings+xml"/>
+  <Override PartName="/word/footnotes.xml" ContentType="application/vnd.openxmlformats-officedocument.wordprocessingml.footnotes+xml"/>
+  <Override PartName="/word/endnotes.xml" ContentType="application/vnd.openxmlformats-officedocument.wordprocessingml.endnotes+xml"/>
+  <Override PartName="/word/comments.xml" ContentType="application/vnd.openxmlformats-officedocument.wordprocessingml.comments+xml"/>
+  <Override PartName="/word/commentsExtended.xml" ContentType="application/vnd.openxmlformats-officedocument.wordprocessingml.commentsExtended+xml"/>
+  <Override PartName="/word/commentsIds.xml" ContentType="application/vnd.openxmlformats-officedocument.wordprocessingml.commentsIds+xml"/>
+  <Override PartName="/word/commentsExtensible.xml" ContentType="application/vnd.openxmlformats-officedocument.wordprocessingml.commentsExtensible+xml"/>
+  <Override PartName="/word/fontTable.xml" ContentType="application/vnd.openxmlformats-officedocument.wordprocessingml.fontTable+xml"/>
+  <Override PartName="/word/people.xml" ContentType="application/vnd.openxmlformats-officedocument.wordprocessingml.people+xml"/>
+  <Override PartName="/word/theme/theme1.xml" ContentType="application/vnd.openxmlformats-officedocument.theme+xml"/>
+  <Override PartName="/docProps/core.xml" ContentType="application/vnd.openxmlformats-package.core-properties+xml"/>
+  <Override PartName="/docProps/app.xml" ContentType="application/vnd.openxmlformats-officedocument.extended-properties+xml"/>
+</Types>
+</file>
+
+<file path=./docProps/app.xml><?xml version="1.0" encoding="utf-8"?>
+<Properties xmlns="http://schemas.openxmlformats.org/officeDocument/2006/extended-properties" xmlns:vt="http://schemas.openxmlformats.org/officeDocument/2006/docPropsVTypes">
+  <Template>Normal.dotm</Template>
+  <TotalTime>305</TotalTime>
+  <Pages>6</Pages>
+  <Words>968</Words>
+  <Characters>5520</Characters>
+  <Application>Microsoft Office Word</Application>
+  <DocSecurity>0</DocSecurity>
+  <Lines>46</Lines>
+  <Paragraphs>12</Paragraphs>
+  <ScaleCrop>false</ScaleCrop>
+  <HeadingPairs>
+    <vt:vector size="2" baseType="variant">
+      <vt:variant>
+        <vt:lpstr>Title</vt:lpstr>
+      </vt:variant>
+      <vt:variant>
+        <vt:i4>1</vt:i4>
+      </vt:variant>
+    </vt:vector>
+  </HeadingPairs>
+  <TitlesOfParts>
+    <vt:vector size="1" baseType="lpstr">
+      <vt:lpstr/>
+    </vt:vector>
+  </TitlesOfParts>
+  <Company/>
+  <LinksUpToDate>false</LinksUpToDate>
+  <CharactersWithSpaces>6476</CharactersWithSpaces>
+  <SharedDoc>false</SharedDoc>
+  <HyperlinksChanged>false</HyperlinksChanged>
+  <AppVersion>16.0000</AppVersion>
+</Properties>
+</file>
+
+<file path=./docProps/core.xml><?xml version="1.0" encoding="utf-8"?>
+<cp:coreProperties xmlns:cp="http://schemas.openxmlformats.org/package/2006/metadata/core-properties" xmlns:dc="http://purl.org/dc/elements/1.1/" xmlns:dcterms="http://purl.org/dc/terms/" xmlns:dcmitype="http://purl.org/dc/dcmitype/" xmlns:xsi="http://www.w3.org/2001/XMLSchema-instance">
+  <dc:title/>
+  <dc:subject/>
+  <dc:creator>COMPUTER</dc:creator>
+  <cp:keywords/>
+  <dc:description/>
+  <cp:lastModifiedBy>Dương KTDA</cp:lastModifiedBy>
+  <cp:revision>68</cp:revision>
+  <cp:lastPrinted>2024-10-02T01:27:00Z</cp:lastPrinted>
+  <dcterms:created xsi:type="dcterms:W3CDTF">2025-11-14T01:24:00Z</dcterms:created>
+  <dcterms:modified xsi:type="dcterms:W3CDTF">2026-05-22T07:51:00Z</dcterms:modified>
+</cp:coreProperties>
+</file>
+
+<file path=./word/comments.xml><?xml version="1.0" encoding="utf-8"?>
+<w:comments xmlns:wpc="http://schemas.microsoft.com/office/word/2010/wordprocessingCanvas" xmlns:cx="http://schemas.microsoft.com/office/drawing/2014/chartex" xmlns:cx1="http://schemas.microsoft.com/office/drawing/2015/9/8/chartex" xmlns:cx2="http://schemas.microsoft.com/office/drawing/2015/10/21/chartex" xmlns:cx3="http://schemas.microsoft.com/office/drawing/2016/5/9/chartex" xmlns:cx4="http://schemas.microsoft.com/office/drawing/2016/5/10/chartex" xmlns:cx5="http://schemas.microsoft.com/office/drawing/2016/5/11/chartex" xmlns:cx6="http://schemas.microsoft.com/office/drawing/2016/5/12/chartex" xmlns:cx7="http://schemas.microsoft.com/office/drawing/2016/5/13/chartex" xmlns:cx8="http://schemas.microsoft.com/office/drawing/2016/5/14/chartex" xmlns:mc="http://schemas.openxmlformats.org/markup-compatibility/2006" xmlns:aink="http://schemas.microsoft.com/office/drawing/2016/ink" xmlns:am3d="http://schemas.microsoft.com/office/drawing/2017/model3d" xmlns:o="urn:schemas-microsoft-com:office:office" xmlns:oel="http://schemas.microsoft.com/office/2019/extlst" xmlns:r="http://schemas.openxmlformats.org/officeDocument/2006/relationships" xmlns:m="http://schemas.openxmlformats.org/officeDocument/2006/math" xmlns:v="urn:schemas-microsoft-com:vml" xmlns:wp14="http://schemas.microsoft.com/office/word/2010/wordprocessingDrawing" xmlns:wp="http://schemas.openxmlformats.org/drawingml/2006/wordprocessingDrawing" xmlns:w10="urn:schemas-microsoft-com:office:word" xmlns:w="http://schemas.openxmlformats.org/wordprocessingml/2006/main" xmlns:w14="http://schemas.microsoft.com/office/word/2010/wordml" xmlns:w15="http://schemas.microsoft.com/office/word/2012/wordml" xmlns:w16cex="http://schemas.microsoft.com/office/word/2018/wordml/cex" xmlns:w16="http://schemas.microsoft.com/office/word/2018/wordml" xmlns:w16du="http://schemas.microsoft.com/office/word/2023/wordml/word16du" xmlns:w16sdtdh="http://schemas.microsoft.com/office/word/2020/wordml/sdtdatahash" xmlns:w16se="http://schemas.microsoft.com/office/word/2015/wordml/symex" xmlns:wpg="http://schemas.microsoft.com/office/word/2010/wordprocessingGroup" xmlns:wpi="http://schemas.microsoft.com/office/word/2010/wordprocessingInk" xmlns:wne="http://schemas.microsoft.com/office/word/2006/wordml" xmlns:wps="http://schemas.microsoft.com/office/word/2010/wordprocessingShape">
+  <w:comment w:id="2" w:author="Dương KTDA" w:date="2026-03-30T10:57:00Z" w:initials="DK">
+    <w:p>
+      <w:pPr>
+        <w:pStyle w:val="CommentText"/>
+      </w:pPr>
+      <w:r>
+        <w:rPr>
+          <w:rStyle w:val="CommentReference"/>
+        </w:rPr>
+        <w:annotationRef/>
+      </w:r>
+      <w:r>
+        <w:t>Ghi ngày thực hiện gói thầu theo bảng kế hoạch LCNT đã được phê duyệt</w:t>
+      </w:r>
+    </w:p>
+  </w:comment>
+  <w:comment w:id="3" w:author="Dương KTDA" w:date="2026-03-30T10:59:00Z" w:initials="DK">
+    <w:p>
+      <w:pPr>
+        <w:pStyle w:val="CommentText"/>
+      </w:pPr>
+      <w:r>
+        <w:rPr>
+          <w:rStyle w:val="CommentReference"/>
+        </w:rPr>
+        <w:annotationRef/>
+      </w:r>
+      <w:r>
+        <w:t>Thời gian thực hiện HĐ = Thời gian thực hiện gói thầu + Thời hạn thanh toán (được nêu tại Điểm b, Khoản 2, Điều 5 hợp đồng này)</w:t>
+      </w:r>
+    </w:p>
+  </w:comment>
+</w:comments>
+</file>
+
+<file path=./word/commentsExtended.xml><?xml version="1.0" encoding="utf-8"?>
+<w15:commentsEx xmlns:wpc="http://schemas.microsoft.com/office/word/2010/wordprocessingCanvas" xmlns:cx="http://schemas.microsoft.com/office/drawing/2014/chartex" xmlns:cx1="http://schemas.microsoft.com/office/drawing/2015/9/8/chartex" xmlns:cx2="http://schemas.microsoft.com/office/drawing/2015/10/21/chartex" xmlns:cx3="http://schemas.microsoft.com/office/drawing/2016/5/9/chartex" xmlns:cx4="http://schemas.microsoft.com/office/drawing/2016/5/10/chartex" xmlns:cx5="http://schemas.microsoft.com/office/drawing/2016/5/11/chartex" xmlns:cx6="http://schemas.microsoft.com/office/drawing/2016/5/12/chartex" xmlns:cx7="http://schemas.microsoft.com/office/drawing/2016/5/13/chartex" xmlns:cx8="http://schemas.microsoft.com/office/drawing/2016/5/14/chartex" xmlns:mc="http://schemas.openxmlformats.org/markup-compatibility/2006" xmlns:aink="http://schemas.microsoft.com/office/drawing/2016/ink" xmlns:am3d="http://schemas.microsoft.com/office/drawing/2017/model3d" xmlns:o="urn:schemas-microsoft-com:office:office" xmlns:oel="http://schemas.microsoft.com/office/2019/extlst" xmlns:r="http://schemas.openxmlformats.org/officeDocument/2006/relationships" xmlns:m="http://schemas.openxmlformats.org/officeDocument/2006/math" xmlns:v="urn:schemas-microsoft-com:vml" xmlns:wp14="http://schemas.microsoft.com/office/word/2010/wordprocessingDrawing" xmlns:wp="http://schemas.openxmlformats.org/drawingml/2006/wordprocessingDrawing" xmlns:w10="urn:schemas-microsoft-com:office:word" xmlns:w="http://schemas.openxmlformats.org/wordprocessingml/2006/main" xmlns:w14="http://schemas.microsoft.com/office/word/2010/wordml" xmlns:w15="http://schemas.microsoft.com/office/word/2012/wordml" xmlns:w16cex="http://schemas.microsoft.com/office/word/2018/wordml/cex" xmlns:w16="http://schemas.microsoft.com/office/word/2018/wordml" xmlns:w16du="http://schemas.microsoft.com/office/word/2023/wordml/word16du" xmlns:w16sdtdh="http://schemas.microsoft.com/office/word/2020/wordml/sdtdatahash" xmlns:w16se="http://schemas.microsoft.com/office/word/2015/wordml/symex" xmlns:wpg="http://schemas.microsoft.com/office/word/2010/wordprocessingGroup" xmlns:wpi="http://schemas.microsoft.com/office/word/2010/wordprocessingInk" xmlns:wne="http://schemas.microsoft.com/office/word/2006/wordml" xmlns:wps="http://schemas.microsoft.com/office/word/2010/wordprocessingShape">
+  <w15:commentEx w15:paraId="07924588" w15:done="0"/>
+  <w15:commentEx w15:paraId="4700E861" w15:done="0"/>
+</w15:commentsEx>
+</file>
+
+<file path=./word/commentsExtensible.xml><?xml version="1.0" encoding="utf-8"?>
+<w16cex:commentsExtensible xmlns:wpc="http://schemas.microsoft.com/office/word/2010/wordprocessingCanvas" xmlns:cx="http://schemas.microsoft.com/office/drawing/2014/chartex" xmlns:cx1="http://schemas.microsoft.com/office/drawing/2015/9/8/chartex" xmlns:cx2="http://schemas.microsoft.com/office/drawing/2015/10/21/chartex" xmlns:cx3="http://schemas.microsoft.com/office/drawing/2016/5/9/chartex" xmlns:cx4="http://schemas.microsoft.com/office/drawing/2016/5/10/chartex" xmlns:cx5="http://schemas.microsoft.com/office/drawing/2016/5/11/chartex" xmlns:cx6="http://schemas.microsoft.com/office/drawing/2016/5/12/chartex" xmlns:cx7="http://schemas.microsoft.com/office/drawing/2016/5/13/chartex" xmlns:cx8="http://schemas.microsoft.com/office/drawing/2016/5/14/chartex" xmlns:cr="http://schemas.microsoft.com/office/comments/2020/reactions" xmlns:mc="http://schemas.openxmlformats.org/markup-compatibility/2006" xmlns:aink="http://schemas.microsoft.com/office/drawing/2016/ink" xmlns:am3d="http://schemas.microsoft.com/office/drawing/2017/model3d" xmlns:o="urn:schemas-microsoft-com:office:office" xmlns:oel="http://schemas.microsoft.com/office/2019/extlst" xmlns:r="http://schemas.openxmlformats.org/officeDocument/2006/relationships" xmlns:m="http://schemas.openxmlformats.org/officeDocument/2006/math" xmlns:v="urn:schemas-microsoft-com:vml" xmlns:wp14="http://schemas.microsoft.com/office/word/2010/wordprocessingDrawing" xmlns:wp="http://schemas.openxmlformats.org/drawingml/2006/wordprocessingDrawing" xmlns:w10="urn:schemas-microsoft-com:office:word" xmlns:w="http://schemas.openxmlformats.org/wordprocessingml/2006/main" xmlns:w14="http://schemas.microsoft.com/office/word/2010/wordml" xmlns:w15="http://schemas.microsoft.com/office/word/2012/wordml" xmlns:w16cex="http://schemas.microsoft.com/office/word/2018/wordml/cex" xmlns:w16="http://schemas.microsoft.com/office/word/2018/wordml" xmlns:w16du="http://schemas.microsoft.com/office/word/2023/wordml/word16du" xmlns:w16sdtdh="http://schemas.microsoft.com/office/word/2020/wordml/sdtdatahash" xmlns:w16se="http://schemas.microsoft.com/office/word/2015/wordml/symex" xmlns:wpg="http://schemas.microsoft.com/office/word/2010/wordprocessingGroup" xmlns:wpi="http://schemas.microsoft.com/office/word/2010/wordprocessingInk" xmlns:wne="http://schemas.microsoft.com/office/word/2006/wordml" xmlns:wps="http://schemas.microsoft.com/office/word/2010/wordprocessingShape">
+  <w16cex:commentExtensible w16cex:dateUtc="2026-03-30T03:57:00Z" w16cex:durableId="00000001"/>
+  <w16cex:commentExtensible w16cex:dateUtc="2026-03-30T03:59:00Z" w16cex:durableId="00000002"/>
+</w16cex:commentsExtensible>
+</file>
+
+<file path=./word/commentsIds.xml><?xml version="1.0" encoding="utf-8"?>
+<w16cid:commentsIds xmlns:wpc="http://schemas.microsoft.com/office/word/2010/wordprocessingCanvas" xmlns:cx="http://schemas.microsoft.com/office/drawing/2014/chartex" xmlns:cx1="http://schemas.microsoft.com/office/drawing/2015/9/8/chartex" xmlns:cx2="http://schemas.microsoft.com/office/drawing/2015/10/21/chartex" xmlns:cx3="http://schemas.microsoft.com/office/drawing/2016/5/9/chartex" xmlns:cx4="http://schemas.microsoft.com/office/drawing/2016/5/10/chartex" xmlns:cx5="http://schemas.microsoft.com/office/drawing/2016/5/11/chartex" xmlns:cx6="http://schemas.microsoft.com/office/drawing/2016/5/12/chartex" xmlns:cx7="http://schemas.microsoft.com/office/drawing/2016/5/13/chartex" xmlns:cx8="http://schemas.microsoft.com/office/drawing/2016/5/14/chartex" xmlns:mc="http://schemas.openxmlformats.org/markup-compatibility/2006" xmlns:aink="http://schemas.microsoft.com/office/drawing/2016/ink" xmlns:am3d="http://schemas.microsoft.com/office/drawing/2017/model3d" xmlns:o="urn:schemas-microsoft-com:office:office" xmlns:oel="http://schemas.microsoft.com/office/2019/extlst" xmlns:r="http://schemas.openxmlformats.org/officeDocument/2006/relationships" xmlns:m="http://schemas.openxmlformats.org/officeDocument/2006/math" xmlns:v="urn:schemas-microsoft-com:vml" xmlns:wp14="http://schemas.microsoft.com/office/word/2010/wordprocessingDrawing" xmlns:wp="http://schemas.openxmlformats.org/drawingml/2006/wordprocessingDrawing" xmlns:w10="urn:schemas-microsoft-com:office:word" xmlns:w="http://schemas.openxmlformats.org/wordprocessingml/2006/main" xmlns:w14="http://schemas.microsoft.com/office/word/2010/wordml" xmlns:w15="http://schemas.microsoft.com/office/word/2012/wordml" xmlns:w16cex="http://schemas.microsoft.com/office/word/2018/wordml/cex" xmlns:w16="http://schemas.microsoft.com/office/word/2018/wordml" xmlns:w16du="http://schemas.microsoft.com/office/word/2023/wordml/word16du" xmlns:w16sdtdh="http://schemas.microsoft.com/office/word/2020/wordml/sdtdatahash" xmlns:w16se="http://schemas.microsoft.com/office/word/2015/wordml/symex" xmlns:wpg="http://schemas.microsoft.com/office/word/2010/wordprocessingGroup" xmlns:wpi="http://schemas.microsoft.com/office/word/2010/wordprocessingInk" xmlns:wne="http://schemas.microsoft.com/office/word/2006/wordml" xmlns:wps="http://schemas.microsoft.com/office/word/2010/wordprocessingShape" xmlns:w16cid="http://schemas.microsoft.com/office/word/2016/wordml/cid">
+  <w16cid:commentId w16cid:paraId="07924588" w16cid:durableId="07924588"/>
+  <w16cid:commentId w16cid:paraId="4700E861" w16cid:durableId="4700E861"/>
+</w16cid:commentsIds>
+</file>
+
+<file path=./word/document.xml><?xml version="1.0" encoding="utf-8"?>
 <w:document xmlns:wpc="http://schemas.microsoft.com/office/word/2010/wordprocessingCanvas" xmlns:cx="http://schemas.microsoft.com/office/drawing/2014/chartex" xmlns:cx1="http://schemas.microsoft.com/office/drawing/2015/9/8/chartex" xmlns:cx2="http://schemas.microsoft.com/office/drawing/2015/10/21/chartex" xmlns:cx3="http://schemas.microsoft.com/office/drawing/2016/5/9/chartex" xmlns:cx4="http://schemas.microsoft.com/office/drawing/2016/5/10/chartex" xmlns:cx5="http://schemas.microsoft.com/office/drawing/2016/5/11/chartex" xmlns:cx6="http://schemas.microsoft.com/office/drawing/2016/5/12/chartex" xmlns:cx7="http://schemas.microsoft.com/office/drawing/2016/5/13/chartex" xmlns:cx8="http://schemas.microsoft.com/office/drawing/2016/5/14/chartex" xmlns:mc="http://schemas.openxmlformats.org/markup-compatibility/2006" xmlns:aink="http://schemas.microsoft.com/office/drawing/2016/ink" xmlns:am3d="http://schemas.microsoft.com/office/drawing/2017/model3d" xmlns:o="urn:schemas-microsoft-com:office:office" xmlns:oel="http://schemas.microsoft.com/office/2019/extlst" xmlns:r="http://schemas.openxmlformats.org/officeDocument/2006/relationships" xmlns:m="http://schemas.openxmlformats.org/officeDocument/2006/math" xmlns:v="urn:schemas-microsoft-com:vml" xmlns:wp14="http://schemas.microsoft.com/office/word/2010/wordprocessingDrawing" xmlns:wp="http://schemas.openxmlformats.org/drawingml/2006/wordprocessingDrawing" xmlns:w10="urn:schemas-microsoft-com:office:word" xmlns:w="http://schemas.openxmlformats.org/wordprocessingml/2006/main" xmlns:w14="http://schemas.microsoft.com/office/word/2010/wordml" xmlns:w15="http://schemas.microsoft.com/office/word/2012/wordml" xmlns:w16cex="http://schemas.microsoft.com/office/word/2018/wordml/cex" xmlns:w16="http://schemas.microsoft.com/office/word/2018/wordml" xmlns:w16du="http://schemas.microsoft.com/office/word/2023/wordml/word16du" xmlns:w16sdtdh="http://schemas.microsoft.com/office/word/2020/wordml/sdtdatahash" xmlns:w16se="http://schemas.microsoft.com/office/word/2015/wordml/symex" xmlns:wpg="http://schemas.microsoft.com/office/word/2010/wordprocessingGroup" xmlns:wpi="http://schemas.microsoft.com/office/word/2010/wordprocessingInk" xmlns:wne="http://schemas.microsoft.com/office/word/2006/wordml" xmlns:wps="http://schemas.microsoft.com/office/word/2010/wordprocessingShape">
   <w:body>
     <w:p>
@@ -8003,65 +8134,7 @@
 </w:document>
 </file>
 
-<file path=word/comments.xml><?xml version="1.0" encoding="utf-8"?>
-<w:comments xmlns:wpc="http://schemas.microsoft.com/office/word/2010/wordprocessingCanvas" xmlns:cx="http://schemas.microsoft.com/office/drawing/2014/chartex" xmlns:cx1="http://schemas.microsoft.com/office/drawing/2015/9/8/chartex" xmlns:cx2="http://schemas.microsoft.com/office/drawing/2015/10/21/chartex" xmlns:cx3="http://schemas.microsoft.com/office/drawing/2016/5/9/chartex" xmlns:cx4="http://schemas.microsoft.com/office/drawing/2016/5/10/chartex" xmlns:cx5="http://schemas.microsoft.com/office/drawing/2016/5/11/chartex" xmlns:cx6="http://schemas.microsoft.com/office/drawing/2016/5/12/chartex" xmlns:cx7="http://schemas.microsoft.com/office/drawing/2016/5/13/chartex" xmlns:cx8="http://schemas.microsoft.com/office/drawing/2016/5/14/chartex" xmlns:mc="http://schemas.openxmlformats.org/markup-compatibility/2006" xmlns:aink="http://schemas.microsoft.com/office/drawing/2016/ink" xmlns:am3d="http://schemas.microsoft.com/office/drawing/2017/model3d" xmlns:o="urn:schemas-microsoft-com:office:office" xmlns:oel="http://schemas.microsoft.com/office/2019/extlst" xmlns:r="http://schemas.openxmlformats.org/officeDocument/2006/relationships" xmlns:m="http://schemas.openxmlformats.org/officeDocument/2006/math" xmlns:v="urn:schemas-microsoft-com:vml" xmlns:wp14="http://schemas.microsoft.com/office/word/2010/wordprocessingDrawing" xmlns:wp="http://schemas.openxmlformats.org/drawingml/2006/wordprocessingDrawing" xmlns:w10="urn:schemas-microsoft-com:office:word" xmlns:w="http://schemas.openxmlformats.org/wordprocessingml/2006/main" xmlns:w14="http://schemas.microsoft.com/office/word/2010/wordml" xmlns:w15="http://schemas.microsoft.com/office/word/2012/wordml" xmlns:w16cex="http://schemas.microsoft.com/office/word/2018/wordml/cex" xmlns:w16="http://schemas.microsoft.com/office/word/2018/wordml" xmlns:w16du="http://schemas.microsoft.com/office/word/2023/wordml/word16du" xmlns:w16sdtdh="http://schemas.microsoft.com/office/word/2020/wordml/sdtdatahash" xmlns:w16se="http://schemas.microsoft.com/office/word/2015/wordml/symex" xmlns:wpg="http://schemas.microsoft.com/office/word/2010/wordprocessingGroup" xmlns:wpi="http://schemas.microsoft.com/office/word/2010/wordprocessingInk" xmlns:wne="http://schemas.microsoft.com/office/word/2006/wordml" xmlns:wps="http://schemas.microsoft.com/office/word/2010/wordprocessingShape">
-  <w:comment w:id="2" w:author="Dương KTDA" w:date="2026-03-30T10:57:00Z" w:initials="DK">
-    <w:p>
-      <w:pPr>
-        <w:pStyle w:val="CommentText"/>
-      </w:pPr>
-      <w:r>
-        <w:rPr>
-          <w:rStyle w:val="CommentReference"/>
-        </w:rPr>
-        <w:annotationRef/>
-      </w:r>
-      <w:r>
-        <w:t>Ghi ngày thực hiện gói thầu theo bảng kế hoạch LCNT đã được phê duyệt</w:t>
-      </w:r>
-    </w:p>
-  </w:comment>
-  <w:comment w:id="3" w:author="Dương KTDA" w:date="2026-03-30T10:59:00Z" w:initials="DK">
-    <w:p>
-      <w:pPr>
-        <w:pStyle w:val="CommentText"/>
-      </w:pPr>
-      <w:r>
-        <w:rPr>
-          <w:rStyle w:val="CommentReference"/>
-        </w:rPr>
-        <w:annotationRef/>
-      </w:r>
-      <w:r>
-        <w:t>Thời gian thực hiện HĐ = Thời gian thực hiện gói thầu + Thời hạn thanh toán (được nêu tại Điểm b, Khoản 2, Điều 5 hợp đồng này)</w:t>
-      </w:r>
-    </w:p>
-  </w:comment>
-</w:comments>
-</file>
-
-<file path=word/commentsExtended.xml><?xml version="1.0" encoding="utf-8"?>
-<w15:commentsEx xmlns:wpc="http://schemas.microsoft.com/office/word/2010/wordprocessingCanvas" xmlns:cx="http://schemas.microsoft.com/office/drawing/2014/chartex" xmlns:cx1="http://schemas.microsoft.com/office/drawing/2015/9/8/chartex" xmlns:cx2="http://schemas.microsoft.com/office/drawing/2015/10/21/chartex" xmlns:cx3="http://schemas.microsoft.com/office/drawing/2016/5/9/chartex" xmlns:cx4="http://schemas.microsoft.com/office/drawing/2016/5/10/chartex" xmlns:cx5="http://schemas.microsoft.com/office/drawing/2016/5/11/chartex" xmlns:cx6="http://schemas.microsoft.com/office/drawing/2016/5/12/chartex" xmlns:cx7="http://schemas.microsoft.com/office/drawing/2016/5/13/chartex" xmlns:cx8="http://schemas.microsoft.com/office/drawing/2016/5/14/chartex" xmlns:mc="http://schemas.openxmlformats.org/markup-compatibility/2006" xmlns:aink="http://schemas.microsoft.com/office/drawing/2016/ink" xmlns:am3d="http://schemas.microsoft.com/office/drawing/2017/model3d" xmlns:o="urn:schemas-microsoft-com:office:office" xmlns:oel="http://schemas.microsoft.com/office/2019/extlst" xmlns:r="http://schemas.openxmlformats.org/officeDocument/2006/relationships" xmlns:m="http://schemas.openxmlformats.org/officeDocument/2006/math" xmlns:v="urn:schemas-microsoft-com:vml" xmlns:wp14="http://schemas.microsoft.com/office/word/2010/wordprocessingDrawing" xmlns:wp="http://schemas.openxmlformats.org/drawingml/2006/wordprocessingDrawing" xmlns:w10="urn:schemas-microsoft-com:office:word" xmlns:w="http://schemas.openxmlformats.org/wordprocessingml/2006/main" xmlns:w14="http://schemas.microsoft.com/office/word/2010/wordml" xmlns:w15="http://schemas.microsoft.com/office/word/2012/wordml" xmlns:w16cex="http://schemas.microsoft.com/office/word/2018/wordml/cex" xmlns:w16="http://schemas.microsoft.com/office/word/2018/wordml" xmlns:w16du="http://schemas.microsoft.com/office/word/2023/wordml/word16du" xmlns:w16sdtdh="http://schemas.microsoft.com/office/word/2020/wordml/sdtdatahash" xmlns:w16se="http://schemas.microsoft.com/office/word/2015/wordml/symex" xmlns:wpg="http://schemas.microsoft.com/office/word/2010/wordprocessingGroup" xmlns:wpi="http://schemas.microsoft.com/office/word/2010/wordprocessingInk" xmlns:wne="http://schemas.microsoft.com/office/word/2006/wordml" xmlns:wps="http://schemas.microsoft.com/office/word/2010/wordprocessingShape">
-  <w15:commentEx w15:paraId="07924588" w15:done="0"/>
-  <w15:commentEx w15:paraId="4700E861" w15:done="0"/>
-</w15:commentsEx>
-</file>
-
-<file path=word/commentsExtensible.xml><?xml version="1.0" encoding="utf-8"?>
-<w16cex:commentsExtensible xmlns:wpc="http://schemas.microsoft.com/office/word/2010/wordprocessingCanvas" xmlns:cx="http://schemas.microsoft.com/office/drawing/2014/chartex" xmlns:cx1="http://schemas.microsoft.com/office/drawing/2015/9/8/chartex" xmlns:cx2="http://schemas.microsoft.com/office/drawing/2015/10/21/chartex" xmlns:cx3="http://schemas.microsoft.com/office/drawing/2016/5/9/chartex" xmlns:cx4="http://schemas.microsoft.com/office/drawing/2016/5/10/chartex" xmlns:cx5="http://schemas.microsoft.com/office/drawing/2016/5/11/chartex" xmlns:cx6="http://schemas.microsoft.com/office/drawing/2016/5/12/chartex" xmlns:cx7="http://schemas.microsoft.com/office/drawing/2016/5/13/chartex" xmlns:cx8="http://schemas.microsoft.com/office/drawing/2016/5/14/chartex" xmlns:cr="http://schemas.microsoft.com/office/comments/2020/reactions" xmlns:mc="http://schemas.openxmlformats.org/markup-compatibility/2006" xmlns:aink="http://schemas.microsoft.com/office/drawing/2016/ink" xmlns:am3d="http://schemas.microsoft.com/office/drawing/2017/model3d" xmlns:o="urn:schemas-microsoft-com:office:office" xmlns:oel="http://schemas.microsoft.com/office/2019/extlst" xmlns:r="http://schemas.openxmlformats.org/officeDocument/2006/relationships" xmlns:m="http://schemas.openxmlformats.org/officeDocument/2006/math" xmlns:v="urn:schemas-microsoft-com:vml" xmlns:wp14="http://schemas.microsoft.com/office/word/2010/wordprocessingDrawing" xmlns:wp="http://schemas.openxmlformats.org/drawingml/2006/wordprocessingDrawing" xmlns:w10="urn:schemas-microsoft-com:office:word" xmlns:w="http://schemas.openxmlformats.org/wordprocessingml/2006/main" xmlns:w14="http://schemas.microsoft.com/office/word/2010/wordml" xmlns:w15="http://schemas.microsoft.com/office/word/2012/wordml" xmlns:w16cex="http://schemas.microsoft.com/office/word/2018/wordml/cex" xmlns:w16="http://schemas.microsoft.com/office/word/2018/wordml" xmlns:w16du="http://schemas.microsoft.com/office/word/2023/wordml/word16du" xmlns:w16sdtdh="http://schemas.microsoft.com/office/word/2020/wordml/sdtdatahash" xmlns:w16se="http://schemas.microsoft.com/office/word/2015/wordml/symex" xmlns:wpg="http://schemas.microsoft.com/office/word/2010/wordprocessingGroup" xmlns:wpi="http://schemas.microsoft.com/office/word/2010/wordprocessingInk" xmlns:wne="http://schemas.microsoft.com/office/word/2006/wordml" xmlns:wps="http://schemas.microsoft.com/office/word/2010/wordprocessingShape">
-  <w16cex:commentExtensible w16cex:dateUtc="2026-03-30T03:57:00Z" w16cex:durableId="00000001"/>
-  <w16cex:commentExtensible w16cex:dateUtc="2026-03-30T03:59:00Z" w16cex:durableId="00000002"/>
-</w16cex:commentsExtensible>
-</file>
-
-<file path=word/commentsIds.xml><?xml version="1.0" encoding="utf-8"?>
-<w16cid:commentsIds xmlns:wpc="http://schemas.microsoft.com/office/word/2010/wordprocessingCanvas" xmlns:cx="http://schemas.microsoft.com/office/drawing/2014/chartex" xmlns:cx1="http://schemas.microsoft.com/office/drawing/2015/9/8/chartex" xmlns:cx2="http://schemas.microsoft.com/office/drawing/2015/10/21/chartex" xmlns:cx3="http://schemas.microsoft.com/office/drawing/2016/5/9/chartex" xmlns:cx4="http://schemas.microsoft.com/office/drawing/2016/5/10/chartex" xmlns:cx5="http://schemas.microsoft.com/office/drawing/2016/5/11/chartex" xmlns:cx6="http://schemas.microsoft.com/office/drawing/2016/5/12/chartex" xmlns:cx7="http://schemas.microsoft.com/office/drawing/2016/5/13/chartex" xmlns:cx8="http://schemas.microsoft.com/office/drawing/2016/5/14/chartex" xmlns:mc="http://schemas.openxmlformats.org/markup-compatibility/2006" xmlns:aink="http://schemas.microsoft.com/office/drawing/2016/ink" xmlns:am3d="http://schemas.microsoft.com/office/drawing/2017/model3d" xmlns:o="urn:schemas-microsoft-com:office:office" xmlns:oel="http://schemas.microsoft.com/office/2019/extlst" xmlns:r="http://schemas.openxmlformats.org/officeDocument/2006/relationships" xmlns:m="http://schemas.openxmlformats.org/officeDocument/2006/math" xmlns:v="urn:schemas-microsoft-com:vml" xmlns:wp14="http://schemas.microsoft.com/office/word/2010/wordprocessingDrawing" xmlns:wp="http://schemas.openxmlformats.org/drawingml/2006/wordprocessingDrawing" xmlns:w10="urn:schemas-microsoft-com:office:word" xmlns:w="http://schemas.openxmlformats.org/wordprocessingml/2006/main" xmlns:w14="http://schemas.microsoft.com/office/word/2010/wordml" xmlns:w15="http://schemas.microsoft.com/office/word/2012/wordml" xmlns:w16cex="http://schemas.microsoft.com/office/word/2018/wordml/cex" xmlns:w16="http://schemas.microsoft.com/office/word/2018/wordml" xmlns:w16du="http://schemas.microsoft.com/office/word/2023/wordml/word16du" xmlns:w16sdtdh="http://schemas.microsoft.com/office/word/2020/wordml/sdtdatahash" xmlns:w16se="http://schemas.microsoft.com/office/word/2015/wordml/symex" xmlns:wpg="http://schemas.microsoft.com/office/word/2010/wordprocessingGroup" xmlns:wpi="http://schemas.microsoft.com/office/word/2010/wordprocessingInk" xmlns:wne="http://schemas.microsoft.com/office/word/2006/wordml" xmlns:wps="http://schemas.microsoft.com/office/word/2010/wordprocessingShape" xmlns:w16cid="http://schemas.microsoft.com/office/word/2016/wordml/cid">
-  <w16cid:commentId w16cid:paraId="07924588" w16cid:durableId="07924588"/>
-  <w16cid:commentId w16cid:paraId="4700E861" w16cid:durableId="4700E861"/>
-</w16cid:commentsIds>
-</file>
-
-<file path=word/endnotes.xml><?xml version="1.0" encoding="utf-8"?>
+<file path=./word/endnotes.xml><?xml version="1.0" encoding="utf-8"?>
 <w:endnotes xmlns:wpc="http://schemas.microsoft.com/office/word/2010/wordprocessingCanvas" xmlns:cx="http://schemas.microsoft.com/office/drawing/2014/chartex" xmlns:cx1="http://schemas.microsoft.com/office/drawing/2015/9/8/chartex" xmlns:cx2="http://schemas.microsoft.com/office/drawing/2015/10/21/chartex" xmlns:cx3="http://schemas.microsoft.com/office/drawing/2016/5/9/chartex" xmlns:cx4="http://schemas.microsoft.com/office/drawing/2016/5/10/chartex" xmlns:cx5="http://schemas.microsoft.com/office/drawing/2016/5/11/chartex" xmlns:cx6="http://schemas.microsoft.com/office/drawing/2016/5/12/chartex" xmlns:cx7="http://schemas.microsoft.com/office/drawing/2016/5/13/chartex" xmlns:cx8="http://schemas.microsoft.com/office/drawing/2016/5/14/chartex" xmlns:mc="http://schemas.openxmlformats.org/markup-compatibility/2006" xmlns:aink="http://schemas.microsoft.com/office/drawing/2016/ink" xmlns:am3d="http://schemas.microsoft.com/office/drawing/2017/model3d" xmlns:o="urn:schemas-microsoft-com:office:office" xmlns:oel="http://schemas.microsoft.com/office/2019/extlst" xmlns:r="http://schemas.openxmlformats.org/officeDocument/2006/relationships" xmlns:m="http://schemas.openxmlformats.org/officeDocument/2006/math" xmlns:v="urn:schemas-microsoft-com:vml" xmlns:wp14="http://schemas.microsoft.com/office/word/2010/wordprocessingDrawing" xmlns:wp="http://schemas.openxmlformats.org/drawingml/2006/wordprocessingDrawing" xmlns:w10="urn:schemas-microsoft-com:office:word" xmlns:w="http://schemas.openxmlformats.org/wordprocessingml/2006/main" xmlns:w14="http://schemas.microsoft.com/office/word/2010/wordml" xmlns:w15="http://schemas.microsoft.com/office/word/2012/wordml" xmlns:w16cex="http://schemas.microsoft.com/office/word/2018/wordml/cex" xmlns:w16="http://schemas.microsoft.com/office/word/2018/wordml" xmlns:w16du="http://schemas.microsoft.com/office/word/2023/wordml/word16du" xmlns:w16sdtdh="http://schemas.microsoft.com/office/word/2020/wordml/sdtdatahash" xmlns:w16se="http://schemas.microsoft.com/office/word/2015/wordml/symex" xmlns:wpg="http://schemas.microsoft.com/office/word/2010/wordprocessingGroup" xmlns:wpi="http://schemas.microsoft.com/office/word/2010/wordprocessingInk" xmlns:wne="http://schemas.microsoft.com/office/word/2006/wordml" xmlns:wps="http://schemas.microsoft.com/office/word/2010/wordprocessingShape">
   <w:endnote w:type="separator" w:id="-1">
     <w:p>
@@ -8086,7 +8159,55 @@
 </w:endnotes>
 </file>
 
-<file path=word/footnotes.xml><?xml version="1.0" encoding="utf-8"?>
+<file path=./word/fontTable.xml><?xml version="1.0" encoding="utf-8"?>
+<w:fonts xmlns:mc="http://schemas.openxmlformats.org/markup-compatibility/2006" xmlns:r="http://schemas.openxmlformats.org/officeDocument/2006/relationships" xmlns:w="http://schemas.openxmlformats.org/wordprocessingml/2006/main" xmlns:w14="http://schemas.microsoft.com/office/word/2010/wordml" xmlns:w15="http://schemas.microsoft.com/office/word/2012/wordml" xmlns:w16cex="http://schemas.microsoft.com/office/word/2018/wordml/cex" xmlns:w16="http://schemas.microsoft.com/office/word/2018/wordml" xmlns:w16du="http://schemas.microsoft.com/office/word/2023/wordml/word16du" xmlns:w16sdtdh="http://schemas.microsoft.com/office/word/2020/wordml/sdtdatahash" xmlns:w16se="http://schemas.microsoft.com/office/word/2015/wordml/symex">
+  <w:font w:name="Times New Roman">
+    <w:panose1 w:val="02020603050405020304"/>
+    <w:family w:val="roman"/>
+    <w:pitch w:val="variable"/>
+    <w:sig w:usb0="E0002EFF" w:usb1="C000785B" w:usb2="00000009" w:usb3="00000000" w:csb0="000001FF" w:csb1="00000000"/>
+  </w:font>
+  <w:font w:name="Calibri">
+    <w:panose1 w:val="020F0502020204030204"/>
+    <w:family w:val="swiss"/>
+    <w:pitch w:val="variable"/>
+    <w:sig w:usb0="E4002EFF" w:usb1="C000247B" w:usb2="00000009" w:usb3="00000000" w:csb0="000001FF" w:csb1="00000000"/>
+  </w:font>
+  <w:font w:name="Cambria">
+    <w:panose1 w:val="02040503050406030204"/>
+    <w:family w:val="roman"/>
+    <w:pitch w:val="variable"/>
+    <w:sig w:usb0="E00006FF" w:usb1="420024FF" w:usb2="02000000" w:usb3="00000000" w:csb0="0000019F" w:csb1="00000000"/>
+  </w:font>
+  <w:font w:name=".VnTimeH">
+    <w:panose1 w:val="020B7200000000000000"/>
+    <w:family w:val="swiss"/>
+    <w:pitch w:val="variable"/>
+    <w:sig w:usb0="00000003" w:usb1="00000000" w:usb2="00000000" w:usb3="00000000" w:csb0="00000001" w:csb1="00000000"/>
+  </w:font>
+  <w:font w:name="TimesNewRomanPSMT">
+    <w:altName w:val="Times New Roman"/>
+    <w:panose1 w:val="00000000000000000000"/>
+    <w:family w:val="roman"/>
+    <w:notTrueType/>
+    <w:pitch w:val="default"/>
+  </w:font>
+  <w:font w:name="Tahoma">
+    <w:panose1 w:val="020B0604030504040204"/>
+    <w:family w:val="swiss"/>
+    <w:pitch w:val="variable"/>
+    <w:sig w:usb0="E1002EFF" w:usb1="C000605B" w:usb2="00000029" w:usb3="00000000" w:csb0="000101FF" w:csb1="00000000"/>
+  </w:font>
+  <w:font w:name="Arial Unicode MS">
+    <w:panose1 w:val="020B0604020202020204"/>
+    <w:family w:val="swiss"/>
+    <w:pitch w:val="variable"/>
+    <w:sig w:usb0="F7FFAFFF" w:usb1="E9DFFFFF" w:usb2="0000003F" w:usb3="00000000" w:csb0="003F01FF" w:csb1="00000000"/>
+  </w:font>
+</w:fonts>
+</file>
+
+<file path=./word/footnotes.xml><?xml version="1.0" encoding="utf-8"?>
 <w:footnotes xmlns:wpc="http://schemas.microsoft.com/office/word/2010/wordprocessingCanvas" xmlns:cx="http://schemas.microsoft.com/office/drawing/2014/chartex" xmlns:cx1="http://schemas.microsoft.com/office/drawing/2015/9/8/chartex" xmlns:cx2="http://schemas.microsoft.com/office/drawing/2015/10/21/chartex" xmlns:cx3="http://schemas.microsoft.com/office/drawing/2016/5/9/chartex" xmlns:cx4="http://schemas.microsoft.com/office/drawing/2016/5/10/chartex" xmlns:cx5="http://schemas.microsoft.com/office/drawing/2016/5/11/chartex" xmlns:cx6="http://schemas.microsoft.com/office/drawing/2016/5/12/chartex" xmlns:cx7="http://schemas.microsoft.com/office/drawing/2016/5/13/chartex" xmlns:cx8="http://schemas.microsoft.com/office/drawing/2016/5/14/chartex" xmlns:mc="http://schemas.openxmlformats.org/markup-compatibility/2006" xmlns:aink="http://schemas.microsoft.com/office/drawing/2016/ink" xmlns:am3d="http://schemas.microsoft.com/office/drawing/2017/model3d" xmlns:o="urn:schemas-microsoft-com:office:office" xmlns:oel="http://schemas.microsoft.com/office/2019/extlst" xmlns:r="http://schemas.openxmlformats.org/officeDocument/2006/relationships" xmlns:m="http://schemas.openxmlformats.org/officeDocument/2006/math" xmlns:v="urn:schemas-microsoft-com:vml" xmlns:wp14="http://schemas.microsoft.com/office/word/2010/wordprocessingDrawing" xmlns:wp="http://schemas.openxmlformats.org/drawingml/2006/wordprocessingDrawing" xmlns:w10="urn:schemas-microsoft-com:office:word" xmlns:w="http://schemas.openxmlformats.org/wordprocessingml/2006/main" xmlns:w14="http://schemas.microsoft.com/office/word/2010/wordml" xmlns:w15="http://schemas.microsoft.com/office/word/2012/wordml" xmlns:w16cex="http://schemas.microsoft.com/office/word/2018/wordml/cex" xmlns:w16="http://schemas.microsoft.com/office/word/2018/wordml" xmlns:w16du="http://schemas.microsoft.com/office/word/2023/wordml/word16du" xmlns:w16sdtdh="http://schemas.microsoft.com/office/word/2020/wordml/sdtdatahash" xmlns:w16se="http://schemas.microsoft.com/office/word/2015/wordml/symex" xmlns:wpg="http://schemas.microsoft.com/office/word/2010/wordprocessingGroup" xmlns:wpi="http://schemas.microsoft.com/office/word/2010/wordprocessingInk" xmlns:wne="http://schemas.microsoft.com/office/word/2006/wordml" xmlns:wps="http://schemas.microsoft.com/office/word/2010/wordprocessingShape">
   <w:footnote w:type="separator" w:id="-1">
     <w:p>
@@ -8111,7 +8232,7 @@
 </w:footnotes>
 </file>
 
-<file path=word/people.xml><?xml version="1.0" encoding="utf-8"?>
+<file path=./word/people.xml><?xml version="1.0" encoding="utf-8"?>
 <w15:people xmlns:wpc="http://schemas.microsoft.com/office/word/2010/wordprocessingCanvas" xmlns:cx="http://schemas.microsoft.com/office/drawing/2014/chartex" xmlns:cx1="http://schemas.microsoft.com/office/drawing/2015/9/8/chartex" xmlns:cx2="http://schemas.microsoft.com/office/drawing/2015/10/21/chartex" xmlns:cx3="http://schemas.microsoft.com/office/drawing/2016/5/9/chartex" xmlns:cx4="http://schemas.microsoft.com/office/drawing/2016/5/10/chartex" xmlns:cx5="http://schemas.microsoft.com/office/drawing/2016/5/11/chartex" xmlns:cx6="http://schemas.microsoft.com/office/drawing/2016/5/12/chartex" xmlns:cx7="http://schemas.microsoft.com/office/drawing/2016/5/13/chartex" xmlns:cx8="http://schemas.microsoft.com/office/drawing/2016/5/14/chartex" xmlns:mc="http://schemas.openxmlformats.org/markup-compatibility/2006" xmlns:aink="http://schemas.microsoft.com/office/drawing/2016/ink" xmlns:am3d="http://schemas.microsoft.com/office/drawing/2017/model3d" xmlns:o="urn:schemas-microsoft-com:office:office" xmlns:oel="http://schemas.microsoft.com/office/2019/extlst" xmlns:r="http://schemas.openxmlformats.org/officeDocument/2006/relationships" xmlns:m="http://schemas.openxmlformats.org/officeDocument/2006/math" xmlns:v="urn:schemas-microsoft-com:vml" xmlns:wp14="http://schemas.microsoft.com/office/word/2010/wordprocessingDrawing" xmlns:wp="http://schemas.openxmlformats.org/drawingml/2006/wordprocessingDrawing" xmlns:w10="urn:schemas-microsoft-com:office:word" xmlns:w="http://schemas.openxmlformats.org/wordprocessingml/2006/main" xmlns:w14="http://schemas.microsoft.com/office/word/2010/wordml" xmlns:w15="http://schemas.microsoft.com/office/word/2012/wordml" xmlns:w16cex="http://schemas.microsoft.com/office/word/2018/wordml/cex" xmlns:w16="http://schemas.microsoft.com/office/word/2018/wordml" xmlns:w16du="http://schemas.microsoft.com/office/word/2023/wordml/word16du" xmlns:w16sdtdh="http://schemas.microsoft.com/office/word/2020/wordml/sdtdatahash" xmlns:w16se="http://schemas.microsoft.com/office/word/2015/wordml/symex" xmlns:wpg="http://schemas.microsoft.com/office/word/2010/wordprocessingGroup" xmlns:wpi="http://schemas.microsoft.com/office/word/2010/wordprocessingInk" xmlns:wne="http://schemas.microsoft.com/office/word/2006/wordml" xmlns:wps="http://schemas.microsoft.com/office/word/2010/wordprocessingShape">
   <w15:person w15:author="Dương KTDA">
     <w15:presenceInfo w15:providerId="None" w15:userId="Dương KTDA"/>
@@ -8119,7 +8240,360 @@
 </w15:people>
 </file>
 
-<file path=word/styles.xml><?xml version="1.0" encoding="utf-8"?>
+<file path=./word/settings.xml><?xml version="1.0" encoding="utf-8"?>
+<w:settings xmlns:mc="http://schemas.openxmlformats.org/markup-compatibility/2006" xmlns:o="urn:schemas-microsoft-com:office:office" xmlns:r="http://schemas.openxmlformats.org/officeDocument/2006/relationships" xmlns:m="http://schemas.openxmlformats.org/officeDocument/2006/math" xmlns:v="urn:schemas-microsoft-com:vml" xmlns:w10="urn:schemas-microsoft-com:office:word" xmlns:w="http://schemas.openxmlformats.org/wordprocessingml/2006/main" xmlns:w14="http://schemas.microsoft.com/office/word/2010/wordml" xmlns:w15="http://schemas.microsoft.com/office/word/2012/wordml" xmlns:w16cex="http://schemas.microsoft.com/office/word/2018/wordml/cex" xmlns:w16="http://schemas.microsoft.com/office/word/2018/wordml" xmlns:w16du="http://schemas.microsoft.com/office/word/2023/wordml/word16du" xmlns:w16sdtdh="http://schemas.microsoft.com/office/word/2020/wordml/sdtdatahash" xmlns:w16se="http://schemas.microsoft.com/office/word/2015/wordml/symex" xmlns:sl="http://schemas.openxmlformats.org/schemaLibrary/2006/main">
+  <w:zoom w:percent="130"/>
+  <w:defaultTabStop w:val="720"/>
+  <w:drawingGridHorizontalSpacing w:val="120"/>
+  <w:displayHorizontalDrawingGridEvery w:val="2"/>
+  <w:displayVerticalDrawingGridEvery w:val="2"/>
+  <w:characterSpacingControl w:val="doNotCompress"/>
+  <w:compat>
+    <w:compatSetting w:name="compatibilityMode" w:uri="http://schemas.microsoft.com/office/word" w:val="15"/>
+    <w:compatSetting w:name="overrideTableStyleFontSizeAndJustification" w:uri="http://schemas.microsoft.com/office/word" w:val="1"/>
+    <w:compatSetting w:name="enableOpenTypeFeatures" w:uri="http://schemas.microsoft.com/office/word" w:val="1"/>
+    <w:compatSetting w:name="doNotFlipMirrorIndents" w:uri="http://schemas.microsoft.com/office/word" w:val="1"/>
+    <w:compatSetting w:name="differentiateMultirowTableHeaders" w:uri="http://schemas.microsoft.com/office/word" w:val="1"/>
+    <w:compatSetting w:name="useWord2013TrackBottomHyphenation" w:uri="http://schemas.microsoft.com/office/word" w:val="0"/>
+  </w:compat>
+  <w:rsids>
+    <w:rsidRoot w:val="003C6AF8"/>
+    <w:rsid w:val="00001404"/>
+    <w:rsid w:val="00003865"/>
+    <w:rsid w:val="00017680"/>
+    <w:rsid w:val="00026954"/>
+    <w:rsid w:val="00042BAA"/>
+    <w:rsid w:val="00054359"/>
+    <w:rsid w:val="000579B7"/>
+    <w:rsid w:val="0006336E"/>
+    <w:rsid w:val="00065918"/>
+    <w:rsid w:val="00065AD3"/>
+    <w:rsid w:val="00094951"/>
+    <w:rsid w:val="0009723F"/>
+    <w:rsid w:val="000A38F8"/>
+    <w:rsid w:val="000A7F6C"/>
+    <w:rsid w:val="000C24B2"/>
+    <w:rsid w:val="000D75CB"/>
+    <w:rsid w:val="000E137F"/>
+    <w:rsid w:val="000F64DC"/>
+    <w:rsid w:val="001028E7"/>
+    <w:rsid w:val="001038FD"/>
+    <w:rsid w:val="00123BD5"/>
+    <w:rsid w:val="00124CC0"/>
+    <w:rsid w:val="0012561B"/>
+    <w:rsid w:val="00132D6B"/>
+    <w:rsid w:val="00134B4B"/>
+    <w:rsid w:val="001515C2"/>
+    <w:rsid w:val="001559A6"/>
+    <w:rsid w:val="00172AC3"/>
+    <w:rsid w:val="00192591"/>
+    <w:rsid w:val="001B6787"/>
+    <w:rsid w:val="001D336E"/>
+    <w:rsid w:val="001D6584"/>
+    <w:rsid w:val="001E0C5B"/>
+    <w:rsid w:val="00200725"/>
+    <w:rsid w:val="00202E6D"/>
+    <w:rsid w:val="002035A5"/>
+    <w:rsid w:val="0021057F"/>
+    <w:rsid w:val="00233D95"/>
+    <w:rsid w:val="002359F6"/>
+    <w:rsid w:val="00262725"/>
+    <w:rsid w:val="002727FA"/>
+    <w:rsid w:val="00272E48"/>
+    <w:rsid w:val="002B5917"/>
+    <w:rsid w:val="002C2B80"/>
+    <w:rsid w:val="002C71BC"/>
+    <w:rsid w:val="002C7BF1"/>
+    <w:rsid w:val="002E3384"/>
+    <w:rsid w:val="002E47C9"/>
+    <w:rsid w:val="002E4EC7"/>
+    <w:rsid w:val="00304FAC"/>
+    <w:rsid w:val="00305A63"/>
+    <w:rsid w:val="00307835"/>
+    <w:rsid w:val="0031706A"/>
+    <w:rsid w:val="00317BFD"/>
+    <w:rsid w:val="0034775D"/>
+    <w:rsid w:val="00352936"/>
+    <w:rsid w:val="0037022B"/>
+    <w:rsid w:val="003811EC"/>
+    <w:rsid w:val="00382D6E"/>
+    <w:rsid w:val="00390D90"/>
+    <w:rsid w:val="00392ED9"/>
+    <w:rsid w:val="003A6585"/>
+    <w:rsid w:val="003C3224"/>
+    <w:rsid w:val="003C6AF8"/>
+    <w:rsid w:val="003C6F2F"/>
+    <w:rsid w:val="003E5044"/>
+    <w:rsid w:val="003F6A8F"/>
+    <w:rsid w:val="004004CE"/>
+    <w:rsid w:val="004028B9"/>
+    <w:rsid w:val="00403B59"/>
+    <w:rsid w:val="00416B21"/>
+    <w:rsid w:val="00445789"/>
+    <w:rsid w:val="00450B3A"/>
+    <w:rsid w:val="00451742"/>
+    <w:rsid w:val="00451EBA"/>
+    <w:rsid w:val="004530ED"/>
+    <w:rsid w:val="00456C25"/>
+    <w:rsid w:val="00457D88"/>
+    <w:rsid w:val="00466289"/>
+    <w:rsid w:val="00494828"/>
+    <w:rsid w:val="004B10EE"/>
+    <w:rsid w:val="004C0F2F"/>
+    <w:rsid w:val="004D04BB"/>
+    <w:rsid w:val="004D1A56"/>
+    <w:rsid w:val="004D390E"/>
+    <w:rsid w:val="004F40A4"/>
+    <w:rsid w:val="004F6CF0"/>
+    <w:rsid w:val="0051154B"/>
+    <w:rsid w:val="005172A1"/>
+    <w:rsid w:val="00531069"/>
+    <w:rsid w:val="005525BA"/>
+    <w:rsid w:val="00553DF3"/>
+    <w:rsid w:val="005557B6"/>
+    <w:rsid w:val="005567B0"/>
+    <w:rsid w:val="00562EEC"/>
+    <w:rsid w:val="0057711E"/>
+    <w:rsid w:val="005862BA"/>
+    <w:rsid w:val="00597042"/>
+    <w:rsid w:val="005A7D18"/>
+    <w:rsid w:val="005B531F"/>
+    <w:rsid w:val="005B7766"/>
+    <w:rsid w:val="005C5917"/>
+    <w:rsid w:val="005C67A0"/>
+    <w:rsid w:val="005D29C3"/>
+    <w:rsid w:val="005F0BC1"/>
+    <w:rsid w:val="005F2AD9"/>
+    <w:rsid w:val="00604C12"/>
+    <w:rsid w:val="00613438"/>
+    <w:rsid w:val="00624F94"/>
+    <w:rsid w:val="006359E1"/>
+    <w:rsid w:val="00642986"/>
+    <w:rsid w:val="00646306"/>
+    <w:rsid w:val="006529FD"/>
+    <w:rsid w:val="00660C40"/>
+    <w:rsid w:val="0066209A"/>
+    <w:rsid w:val="0066568C"/>
+    <w:rsid w:val="006710C8"/>
+    <w:rsid w:val="006837F9"/>
+    <w:rsid w:val="0068540D"/>
+    <w:rsid w:val="006B2A1B"/>
+    <w:rsid w:val="006C6EC0"/>
+    <w:rsid w:val="006D2093"/>
+    <w:rsid w:val="006D5CB6"/>
+    <w:rsid w:val="006E4A0D"/>
+    <w:rsid w:val="006E4E1E"/>
+    <w:rsid w:val="006E7704"/>
+    <w:rsid w:val="006F2D4A"/>
+    <w:rsid w:val="0070670C"/>
+    <w:rsid w:val="00713C9B"/>
+    <w:rsid w:val="007159D2"/>
+    <w:rsid w:val="00731724"/>
+    <w:rsid w:val="00733504"/>
+    <w:rsid w:val="00736EBA"/>
+    <w:rsid w:val="0074442A"/>
+    <w:rsid w:val="0075385B"/>
+    <w:rsid w:val="00764F3C"/>
+    <w:rsid w:val="00775717"/>
+    <w:rsid w:val="0078439D"/>
+    <w:rsid w:val="00784C7D"/>
+    <w:rsid w:val="007A0287"/>
+    <w:rsid w:val="007A2849"/>
+    <w:rsid w:val="007B4824"/>
+    <w:rsid w:val="007C3EB5"/>
+    <w:rsid w:val="007C46F8"/>
+    <w:rsid w:val="007C4D02"/>
+    <w:rsid w:val="007D024B"/>
+    <w:rsid w:val="007E347F"/>
+    <w:rsid w:val="007E3543"/>
+    <w:rsid w:val="007E6832"/>
+    <w:rsid w:val="007E797C"/>
+    <w:rsid w:val="007E7B44"/>
+    <w:rsid w:val="007F05DF"/>
+    <w:rsid w:val="00807324"/>
+    <w:rsid w:val="00820406"/>
+    <w:rsid w:val="008226AE"/>
+    <w:rsid w:val="00830731"/>
+    <w:rsid w:val="008361C2"/>
+    <w:rsid w:val="00841FEF"/>
+    <w:rsid w:val="00845293"/>
+    <w:rsid w:val="008623E2"/>
+    <w:rsid w:val="00864944"/>
+    <w:rsid w:val="00867C0A"/>
+    <w:rsid w:val="00890A69"/>
+    <w:rsid w:val="00893377"/>
+    <w:rsid w:val="008A2446"/>
+    <w:rsid w:val="008C07D3"/>
+    <w:rsid w:val="008C3617"/>
+    <w:rsid w:val="008C7805"/>
+    <w:rsid w:val="008D5215"/>
+    <w:rsid w:val="008E2003"/>
+    <w:rsid w:val="008F4209"/>
+    <w:rsid w:val="009269C3"/>
+    <w:rsid w:val="0092758B"/>
+    <w:rsid w:val="00933B64"/>
+    <w:rsid w:val="00947F15"/>
+    <w:rsid w:val="009517B3"/>
+    <w:rsid w:val="0095322C"/>
+    <w:rsid w:val="00965817"/>
+    <w:rsid w:val="00974C16"/>
+    <w:rsid w:val="009806F1"/>
+    <w:rsid w:val="00983D37"/>
+    <w:rsid w:val="00986CC1"/>
+    <w:rsid w:val="009942C0"/>
+    <w:rsid w:val="009A6D45"/>
+    <w:rsid w:val="009B1216"/>
+    <w:rsid w:val="009B201C"/>
+    <w:rsid w:val="009D12C4"/>
+    <w:rsid w:val="009D12D8"/>
+    <w:rsid w:val="009D4203"/>
+    <w:rsid w:val="009D426F"/>
+    <w:rsid w:val="009D57C2"/>
+    <w:rsid w:val="009D7F3C"/>
+    <w:rsid w:val="009E0439"/>
+    <w:rsid w:val="009E29A4"/>
+    <w:rsid w:val="009F24C9"/>
+    <w:rsid w:val="00A105C8"/>
+    <w:rsid w:val="00A23FA8"/>
+    <w:rsid w:val="00A25C05"/>
+    <w:rsid w:val="00A27BB8"/>
+    <w:rsid w:val="00A36B49"/>
+    <w:rsid w:val="00A41E4A"/>
+    <w:rsid w:val="00A568B0"/>
+    <w:rsid w:val="00A62867"/>
+    <w:rsid w:val="00A757C6"/>
+    <w:rsid w:val="00A90919"/>
+    <w:rsid w:val="00A93192"/>
+    <w:rsid w:val="00A9764C"/>
+    <w:rsid w:val="00AA0C23"/>
+    <w:rsid w:val="00AA0F3B"/>
+    <w:rsid w:val="00AA72F9"/>
+    <w:rsid w:val="00AB38F2"/>
+    <w:rsid w:val="00AC75DB"/>
+    <w:rsid w:val="00AD03D8"/>
+    <w:rsid w:val="00AF0ED5"/>
+    <w:rsid w:val="00AF2B96"/>
+    <w:rsid w:val="00B0072B"/>
+    <w:rsid w:val="00B00997"/>
+    <w:rsid w:val="00B04572"/>
+    <w:rsid w:val="00B1270B"/>
+    <w:rsid w:val="00B12C3E"/>
+    <w:rsid w:val="00B14A20"/>
+    <w:rsid w:val="00B220DE"/>
+    <w:rsid w:val="00B31A3F"/>
+    <w:rsid w:val="00B362D1"/>
+    <w:rsid w:val="00B465AA"/>
+    <w:rsid w:val="00B75B5F"/>
+    <w:rsid w:val="00B82A6C"/>
+    <w:rsid w:val="00B92908"/>
+    <w:rsid w:val="00B94DF1"/>
+    <w:rsid w:val="00BA50F1"/>
+    <w:rsid w:val="00BB3892"/>
+    <w:rsid w:val="00BB6EB6"/>
+    <w:rsid w:val="00BD6390"/>
+    <w:rsid w:val="00BE57F5"/>
+    <w:rsid w:val="00BF479C"/>
+    <w:rsid w:val="00BF5B76"/>
+    <w:rsid w:val="00C00052"/>
+    <w:rsid w:val="00C0319F"/>
+    <w:rsid w:val="00C04384"/>
+    <w:rsid w:val="00C07D96"/>
+    <w:rsid w:val="00C10287"/>
+    <w:rsid w:val="00C13C88"/>
+    <w:rsid w:val="00C15D1C"/>
+    <w:rsid w:val="00C317A0"/>
+    <w:rsid w:val="00C474D4"/>
+    <w:rsid w:val="00C73C9B"/>
+    <w:rsid w:val="00C82711"/>
+    <w:rsid w:val="00C85E24"/>
+    <w:rsid w:val="00CB1FE8"/>
+    <w:rsid w:val="00CC5F5E"/>
+    <w:rsid w:val="00CE53BA"/>
+    <w:rsid w:val="00D128D7"/>
+    <w:rsid w:val="00D148EE"/>
+    <w:rsid w:val="00D24956"/>
+    <w:rsid w:val="00D25843"/>
+    <w:rsid w:val="00D3360C"/>
+    <w:rsid w:val="00D4095F"/>
+    <w:rsid w:val="00D4206A"/>
+    <w:rsid w:val="00D471D8"/>
+    <w:rsid w:val="00D65A8C"/>
+    <w:rsid w:val="00D70140"/>
+    <w:rsid w:val="00D71AA3"/>
+    <w:rsid w:val="00DA1F4F"/>
+    <w:rsid w:val="00DB18FF"/>
+    <w:rsid w:val="00DB3CF6"/>
+    <w:rsid w:val="00DB5DA5"/>
+    <w:rsid w:val="00DE60F0"/>
+    <w:rsid w:val="00DE6D9D"/>
+    <w:rsid w:val="00DF5479"/>
+    <w:rsid w:val="00E10104"/>
+    <w:rsid w:val="00E15A01"/>
+    <w:rsid w:val="00E16236"/>
+    <w:rsid w:val="00E31FFB"/>
+    <w:rsid w:val="00E605E3"/>
+    <w:rsid w:val="00E60E56"/>
+    <w:rsid w:val="00E6581F"/>
+    <w:rsid w:val="00E66BC6"/>
+    <w:rsid w:val="00E671CF"/>
+    <w:rsid w:val="00E72CBA"/>
+    <w:rsid w:val="00E7564E"/>
+    <w:rsid w:val="00E84A91"/>
+    <w:rsid w:val="00E91B00"/>
+    <w:rsid w:val="00EA795A"/>
+    <w:rsid w:val="00EB49DA"/>
+    <w:rsid w:val="00EC6343"/>
+    <w:rsid w:val="00ED1079"/>
+    <w:rsid w:val="00ED2702"/>
+    <w:rsid w:val="00EE1763"/>
+    <w:rsid w:val="00EE1F37"/>
+    <w:rsid w:val="00EF214F"/>
+    <w:rsid w:val="00EF79D3"/>
+    <w:rsid w:val="00F03900"/>
+    <w:rsid w:val="00F068B9"/>
+    <w:rsid w:val="00F160BF"/>
+    <w:rsid w:val="00F3320C"/>
+    <w:rsid w:val="00F34875"/>
+    <w:rsid w:val="00F42BC4"/>
+    <w:rsid w:val="00F81303"/>
+    <w:rsid w:val="00F82C4D"/>
+    <w:rsid w:val="00F9518F"/>
+    <w:rsid w:val="00FA1033"/>
+    <w:rsid w:val="00FB2262"/>
+    <w:rsid w:val="00FB293B"/>
+    <w:rsid w:val="00FB406F"/>
+    <w:rsid w:val="00FC22FA"/>
+    <w:rsid w:val="00FE1E29"/>
+  </w:rsids>
+  <m:mathPr>
+    <m:mathFont m:val="Cambria Math"/>
+    <m:brkBin m:val="before"/>
+    <m:brkBinSub m:val="--"/>
+    <m:smallFrac m:val="0"/>
+    <m:dispDef/>
+    <m:lMargin m:val="0"/>
+    <m:rMargin m:val="0"/>
+    <m:defJc m:val="centerGroup"/>
+    <m:wrapIndent m:val="1440"/>
+    <m:intLim m:val="subSup"/>
+    <m:naryLim m:val="undOvr"/>
+  </m:mathPr>
+  <w:themeFontLang w:val="en-US"/>
+  <w:clrSchemeMapping w:bg1="light1" w:t1="dark1" w:bg2="light2" w:t2="dark2" w:accent1="accent1" w:accent2="accent2" w:accent3="accent3" w:accent4="accent4" w:accent5="accent5" w:accent6="accent6" w:hyperlink="hyperlink" w:followedHyperlink="followedHyperlink"/>
+  <w:shapeDefaults>
+    <o:shapedefaults v:ext="edit" spidmax="1026"/>
+    <o:shapelayout v:ext="edit">
+      <o:idmap v:ext="edit" data="1"/>
+    </o:shapelayout>
+  </w:shapeDefaults>
+  <w:decimalSymbol w:val=","/>
+  <w:listSeparator w:val=","/>
+  <w14:docId w14:val="284E50EE"/>
+  <w15:docId w15:val="{A3C80366-C824-4F33-8922-ACB4D70607C6}"/>
+</w:settings>
+</file>
+
+<file path=./word/styles.xml><?xml version="1.0" encoding="utf-8"?>
 <w:styles xmlns:mc="http://schemas.openxmlformats.org/markup-compatibility/2006" xmlns:r="http://schemas.openxmlformats.org/officeDocument/2006/relationships" xmlns:w="http://schemas.openxmlformats.org/wordprocessingml/2006/main" xmlns:w14="http://schemas.microsoft.com/office/word/2010/wordml" xmlns:w15="http://schemas.microsoft.com/office/word/2012/wordml" xmlns:w16cex="http://schemas.microsoft.com/office/word/2018/wordml/cex" xmlns:w16="http://schemas.microsoft.com/office/word/2018/wordml" xmlns:w16du="http://schemas.microsoft.com/office/word/2023/wordml/word16du" xmlns:w16sdtdh="http://schemas.microsoft.com/office/word/2020/wordml/sdtdatahash" xmlns:w16se="http://schemas.microsoft.com/office/word/2015/wordml/symex">
   <w:docDefaults>
     <w:rPrDefault>
@@ -8887,7 +9361,7 @@
 </w:styles>
 </file>
 
-<file path=word/theme/theme1.xml><?xml version="1.0" encoding="utf-8"?>
+<file path=./word/theme/theme1.xml><?xml version="1.0" encoding="utf-8"?>
 <a:theme xmlns:a="http://schemas.openxmlformats.org/drawingml/2006/main" name="Office Theme">
   <a:themeElements>
     <a:clrScheme name="Office">
@@ -9170,4 +9644,12 @@
   <a:objectDefaults/>
   <a:extraClrSchemeLst/>
 </a:theme>
+</file>
+
+<file path=./word/webSettings.xml><?xml version="1.0" encoding="utf-8"?>
+<w:webSettings xmlns:mc="http://schemas.openxmlformats.org/markup-compatibility/2006" xmlns:r="http://schemas.openxmlformats.org/officeDocument/2006/relationships" xmlns:w="http://schemas.openxmlformats.org/wordprocessingml/2006/main" xmlns:w14="http://schemas.microsoft.com/office/word/2010/wordml" xmlns:w15="http://schemas.microsoft.com/office/word/2012/wordml" xmlns:w16cex="http://schemas.microsoft.com/office/word/2018/wordml/cex" xmlns:w16="http://schemas.microsoft.com/office/word/2018/wordml" xmlns:w16du="http://schemas.microsoft.com/office/word/2023/wordml/word16du" xmlns:w16sdtdh="http://schemas.microsoft.com/office/word/2020/wordml/sdtdatahash" xmlns:w16se="http://schemas.microsoft.com/office/word/2015/wordml/symex">
+  <w:optimizeForBrowser/>
+  <w:relyOnVML/>
+  <w:allowPNG/>
+</w:webSettings>
 </file>
--- a/skills/phong-hcqt/assets/bien-ban-hoan-thien-hop-dong.docx
+++ b/skills/phong-hcqt/assets/bien-ban-hoan-thien-hop-dong.docx
@@ -1,136 +1,5 @@
 
-<file path=./[Content_Types].xml><?xml version="1.0" encoding="utf-8"?>
-<Types xmlns="http://schemas.openxmlformats.org/package/2006/content-types">
-  <Default Extension="rels" ContentType="application/vnd.openxmlformats-package.relationships+xml"/>
-  <Default Extension="xml" ContentType="application/xml"/>
-  <Override PartName="/word/document.xml" ContentType="application/vnd.openxmlformats-officedocument.wordprocessingml.document.main+xml"/>
-  <Override PartName="/word/styles.xml" ContentType="application/vnd.openxmlformats-officedocument.wordprocessingml.styles+xml"/>
-  <Override PartName="/word/settings.xml" ContentType="application/vnd.openxmlformats-officedocument.wordprocessingml.settings+xml"/>
-  <Override PartName="/word/webSettings.xml" ContentType="application/vnd.openxmlformats-officedocument.wordprocessingml.webSettings+xml"/>
-  <Override PartName="/word/footnotes.xml" ContentType="application/vnd.openxmlformats-officedocument.wordprocessingml.footnotes+xml"/>
-  <Override PartName="/word/endnotes.xml" ContentType="application/vnd.openxmlformats-officedocument.wordprocessingml.endnotes+xml"/>
-  <Override PartName="/word/comments.xml" ContentType="application/vnd.openxmlformats-officedocument.wordprocessingml.comments+xml"/>
-  <Override PartName="/word/commentsExtended.xml" ContentType="application/vnd.openxmlformats-officedocument.wordprocessingml.commentsExtended+xml"/>
-  <Override PartName="/word/commentsIds.xml" ContentType="application/vnd.openxmlformats-officedocument.wordprocessingml.commentsIds+xml"/>
-  <Override PartName="/word/commentsExtensible.xml" ContentType="application/vnd.openxmlformats-officedocument.wordprocessingml.commentsExtensible+xml"/>
-  <Override PartName="/word/fontTable.xml" ContentType="application/vnd.openxmlformats-officedocument.wordprocessingml.fontTable+xml"/>
-  <Override PartName="/word/people.xml" ContentType="application/vnd.openxmlformats-officedocument.wordprocessingml.people+xml"/>
-  <Override PartName="/word/theme/theme1.xml" ContentType="application/vnd.openxmlformats-officedocument.theme+xml"/>
-  <Override PartName="/docProps/core.xml" ContentType="application/vnd.openxmlformats-package.core-properties+xml"/>
-  <Override PartName="/docProps/app.xml" ContentType="application/vnd.openxmlformats-officedocument.extended-properties+xml"/>
-</Types>
-</file>
-
-<file path=./docProps/app.xml><?xml version="1.0" encoding="utf-8"?>
-<Properties xmlns="http://schemas.openxmlformats.org/officeDocument/2006/extended-properties" xmlns:vt="http://schemas.openxmlformats.org/officeDocument/2006/docPropsVTypes">
-  <Template>Normal.dotm</Template>
-  <TotalTime>305</TotalTime>
-  <Pages>6</Pages>
-  <Words>968</Words>
-  <Characters>5520</Characters>
-  <Application>Microsoft Office Word</Application>
-  <DocSecurity>0</DocSecurity>
-  <Lines>46</Lines>
-  <Paragraphs>12</Paragraphs>
-  <ScaleCrop>false</ScaleCrop>
-  <HeadingPairs>
-    <vt:vector size="2" baseType="variant">
-      <vt:variant>
-        <vt:lpstr>Title</vt:lpstr>
-      </vt:variant>
-      <vt:variant>
-        <vt:i4>1</vt:i4>
-      </vt:variant>
-    </vt:vector>
-  </HeadingPairs>
-  <TitlesOfParts>
-    <vt:vector size="1" baseType="lpstr">
-      <vt:lpstr/>
-    </vt:vector>
-  </TitlesOfParts>
-  <Company/>
-  <LinksUpToDate>false</LinksUpToDate>
-  <CharactersWithSpaces>6476</CharactersWithSpaces>
-  <SharedDoc>false</SharedDoc>
-  <HyperlinksChanged>false</HyperlinksChanged>
-  <AppVersion>16.0000</AppVersion>
-</Properties>
-</file>
-
-<file path=./docProps/core.xml><?xml version="1.0" encoding="utf-8"?>
-<cp:coreProperties xmlns:cp="http://schemas.openxmlformats.org/package/2006/metadata/core-properties" xmlns:dc="http://purl.org/dc/elements/1.1/" xmlns:dcterms="http://purl.org/dc/terms/" xmlns:dcmitype="http://purl.org/dc/dcmitype/" xmlns:xsi="http://www.w3.org/2001/XMLSchema-instance">
-  <dc:title/>
-  <dc:subject/>
-  <dc:creator>COMPUTER</dc:creator>
-  <cp:keywords/>
-  <dc:description/>
-  <cp:lastModifiedBy>Dương KTDA</cp:lastModifiedBy>
-  <cp:revision>68</cp:revision>
-  <cp:lastPrinted>2024-10-02T01:27:00Z</cp:lastPrinted>
-  <dcterms:created xsi:type="dcterms:W3CDTF">2025-11-14T01:24:00Z</dcterms:created>
-  <dcterms:modified xsi:type="dcterms:W3CDTF">2026-05-22T07:51:00Z</dcterms:modified>
-</cp:coreProperties>
-</file>
-
-<file path=./word/comments.xml><?xml version="1.0" encoding="utf-8"?>
-<w:comments xmlns:wpc="http://schemas.microsoft.com/office/word/2010/wordprocessingCanvas" xmlns:cx="http://schemas.microsoft.com/office/drawing/2014/chartex" xmlns:cx1="http://schemas.microsoft.com/office/drawing/2015/9/8/chartex" xmlns:cx2="http://schemas.microsoft.com/office/drawing/2015/10/21/chartex" xmlns:cx3="http://schemas.microsoft.com/office/drawing/2016/5/9/chartex" xmlns:cx4="http://schemas.microsoft.com/office/drawing/2016/5/10/chartex" xmlns:cx5="http://schemas.microsoft.com/office/drawing/2016/5/11/chartex" xmlns:cx6="http://schemas.microsoft.com/office/drawing/2016/5/12/chartex" xmlns:cx7="http://schemas.microsoft.com/office/drawing/2016/5/13/chartex" xmlns:cx8="http://schemas.microsoft.com/office/drawing/2016/5/14/chartex" xmlns:mc="http://schemas.openxmlformats.org/markup-compatibility/2006" xmlns:aink="http://schemas.microsoft.com/office/drawing/2016/ink" xmlns:am3d="http://schemas.microsoft.com/office/drawing/2017/model3d" xmlns:o="urn:schemas-microsoft-com:office:office" xmlns:oel="http://schemas.microsoft.com/office/2019/extlst" xmlns:r="http://schemas.openxmlformats.org/officeDocument/2006/relationships" xmlns:m="http://schemas.openxmlformats.org/officeDocument/2006/math" xmlns:v="urn:schemas-microsoft-com:vml" xmlns:wp14="http://schemas.microsoft.com/office/word/2010/wordprocessingDrawing" xmlns:wp="http://schemas.openxmlformats.org/drawingml/2006/wordprocessingDrawing" xmlns:w10="urn:schemas-microsoft-com:office:word" xmlns:w="http://schemas.openxmlformats.org/wordprocessingml/2006/main" xmlns:w14="http://schemas.microsoft.com/office/word/2010/wordml" xmlns:w15="http://schemas.microsoft.com/office/word/2012/wordml" xmlns:w16cex="http://schemas.microsoft.com/office/word/2018/wordml/cex" xmlns:w16="http://schemas.microsoft.com/office/word/2018/wordml" xmlns:w16du="http://schemas.microsoft.com/office/word/2023/wordml/word16du" xmlns:w16sdtdh="http://schemas.microsoft.com/office/word/2020/wordml/sdtdatahash" xmlns:w16se="http://schemas.microsoft.com/office/word/2015/wordml/symex" xmlns:wpg="http://schemas.microsoft.com/office/word/2010/wordprocessingGroup" xmlns:wpi="http://schemas.microsoft.com/office/word/2010/wordprocessingInk" xmlns:wne="http://schemas.microsoft.com/office/word/2006/wordml" xmlns:wps="http://schemas.microsoft.com/office/word/2010/wordprocessingShape">
-  <w:comment w:id="2" w:author="Dương KTDA" w:date="2026-03-30T10:57:00Z" w:initials="DK">
-    <w:p>
-      <w:pPr>
-        <w:pStyle w:val="CommentText"/>
-      </w:pPr>
-      <w:r>
-        <w:rPr>
-          <w:rStyle w:val="CommentReference"/>
-        </w:rPr>
-        <w:annotationRef/>
-      </w:r>
-      <w:r>
-        <w:t>Ghi ngày thực hiện gói thầu theo bảng kế hoạch LCNT đã được phê duyệt</w:t>
-      </w:r>
-    </w:p>
-  </w:comment>
-  <w:comment w:id="3" w:author="Dương KTDA" w:date="2026-03-30T10:59:00Z" w:initials="DK">
-    <w:p>
-      <w:pPr>
-        <w:pStyle w:val="CommentText"/>
-      </w:pPr>
-      <w:r>
-        <w:rPr>
-          <w:rStyle w:val="CommentReference"/>
-        </w:rPr>
-        <w:annotationRef/>
-      </w:r>
-      <w:r>
-        <w:t>Thời gian thực hiện HĐ = Thời gian thực hiện gói thầu + Thời hạn thanh toán (được nêu tại Điểm b, Khoản 2, Điều 5 hợp đồng này)</w:t>
-      </w:r>
-    </w:p>
-  </w:comment>
-</w:comments>
-</file>
-
-<file path=./word/commentsExtended.xml><?xml version="1.0" encoding="utf-8"?>
-<w15:commentsEx xmlns:wpc="http://schemas.microsoft.com/office/word/2010/wordprocessingCanvas" xmlns:cx="http://schemas.microsoft.com/office/drawing/2014/chartex" xmlns:cx1="http://schemas.microsoft.com/office/drawing/2015/9/8/chartex" xmlns:cx2="http://schemas.microsoft.com/office/drawing/2015/10/21/chartex" xmlns:cx3="http://schemas.microsoft.com/office/drawing/2016/5/9/chartex" xmlns:cx4="http://schemas.microsoft.com/office/drawing/2016/5/10/chartex" xmlns:cx5="http://schemas.microsoft.com/office/drawing/2016/5/11/chartex" xmlns:cx6="http://schemas.microsoft.com/office/drawing/2016/5/12/chartex" xmlns:cx7="http://schemas.microsoft.com/office/drawing/2016/5/13/chartex" xmlns:cx8="http://schemas.microsoft.com/office/drawing/2016/5/14/chartex" xmlns:mc="http://schemas.openxmlformats.org/markup-compatibility/2006" xmlns:aink="http://schemas.microsoft.com/office/drawing/2016/ink" xmlns:am3d="http://schemas.microsoft.com/office/drawing/2017/model3d" xmlns:o="urn:schemas-microsoft-com:office:office" xmlns:oel="http://schemas.microsoft.com/office/2019/extlst" xmlns:r="http://schemas.openxmlformats.org/officeDocument/2006/relationships" xmlns:m="http://schemas.openxmlformats.org/officeDocument/2006/math" xmlns:v="urn:schemas-microsoft-com:vml" xmlns:wp14="http://schemas.microsoft.com/office/word/2010/wordprocessingDrawing" xmlns:wp="http://schemas.openxmlformats.org/drawingml/2006/wordprocessingDrawing" xmlns:w10="urn:schemas-microsoft-com:office:word" xmlns:w="http://schemas.openxmlformats.org/wordprocessingml/2006/main" xmlns:w14="http://schemas.microsoft.com/office/word/2010/wordml" xmlns:w15="http://schemas.microsoft.com/office/word/2012/wordml" xmlns:w16cex="http://schemas.microsoft.com/office/word/2018/wordml/cex" xmlns:w16="http://schemas.microsoft.com/office/word/2018/wordml" xmlns:w16du="http://schemas.microsoft.com/office/word/2023/wordml/word16du" xmlns:w16sdtdh="http://schemas.microsoft.com/office/word/2020/wordml/sdtdatahash" xmlns:w16se="http://schemas.microsoft.com/office/word/2015/wordml/symex" xmlns:wpg="http://schemas.microsoft.com/office/word/2010/wordprocessingGroup" xmlns:wpi="http://schemas.microsoft.com/office/word/2010/wordprocessingInk" xmlns:wne="http://schemas.microsoft.com/office/word/2006/wordml" xmlns:wps="http://schemas.microsoft.com/office/word/2010/wordprocessingShape">
-  <w15:commentEx w15:paraId="07924588" w15:done="0"/>
-  <w15:commentEx w15:paraId="4700E861" w15:done="0"/>
-</w15:commentsEx>
-</file>
-
-<file path=./word/commentsExtensible.xml><?xml version="1.0" encoding="utf-8"?>
-<w16cex:commentsExtensible xmlns:wpc="http://schemas.microsoft.com/office/word/2010/wordprocessingCanvas" xmlns:cx="http://schemas.microsoft.com/office/drawing/2014/chartex" xmlns:cx1="http://schemas.microsoft.com/office/drawing/2015/9/8/chartex" xmlns:cx2="http://schemas.microsoft.com/office/drawing/2015/10/21/chartex" xmlns:cx3="http://schemas.microsoft.com/office/drawing/2016/5/9/chartex" xmlns:cx4="http://schemas.microsoft.com/office/drawing/2016/5/10/chartex" xmlns:cx5="http://schemas.microsoft.com/office/drawing/2016/5/11/chartex" xmlns:cx6="http://schemas.microsoft.com/office/drawing/2016/5/12/chartex" xmlns:cx7="http://schemas.microsoft.com/office/drawing/2016/5/13/chartex" xmlns:cx8="http://schemas.microsoft.com/office/drawing/2016/5/14/chartex" xmlns:cr="http://schemas.microsoft.com/office/comments/2020/reactions" xmlns:mc="http://schemas.openxmlformats.org/markup-compatibility/2006" xmlns:aink="http://schemas.microsoft.com/office/drawing/2016/ink" xmlns:am3d="http://schemas.microsoft.com/office/drawing/2017/model3d" xmlns:o="urn:schemas-microsoft-com:office:office" xmlns:oel="http://schemas.microsoft.com/office/2019/extlst" xmlns:r="http://schemas.openxmlformats.org/officeDocument/2006/relationships" xmlns:m="http://schemas.openxmlformats.org/officeDocument/2006/math" xmlns:v="urn:schemas-microsoft-com:vml" xmlns:wp14="http://schemas.microsoft.com/office/word/2010/wordprocessingDrawing" xmlns:wp="http://schemas.openxmlformats.org/drawingml/2006/wordprocessingDrawing" xmlns:w10="urn:schemas-microsoft-com:office:word" xmlns:w="http://schemas.openxmlformats.org/wordprocessingml/2006/main" xmlns:w14="http://schemas.microsoft.com/office/word/2010/wordml" xmlns:w15="http://schemas.microsoft.com/office/word/2012/wordml" xmlns:w16cex="http://schemas.microsoft.com/office/word/2018/wordml/cex" xmlns:w16="http://schemas.microsoft.com/office/word/2018/wordml" xmlns:w16du="http://schemas.microsoft.com/office/word/2023/wordml/word16du" xmlns:w16sdtdh="http://schemas.microsoft.com/office/word/2020/wordml/sdtdatahash" xmlns:w16se="http://schemas.microsoft.com/office/word/2015/wordml/symex" xmlns:wpg="http://schemas.microsoft.com/office/word/2010/wordprocessingGroup" xmlns:wpi="http://schemas.microsoft.com/office/word/2010/wordprocessingInk" xmlns:wne="http://schemas.microsoft.com/office/word/2006/wordml" xmlns:wps="http://schemas.microsoft.com/office/word/2010/wordprocessingShape">
-  <w16cex:commentExtensible w16cex:dateUtc="2026-03-30T03:57:00Z" w16cex:durableId="00000001"/>
-  <w16cex:commentExtensible w16cex:dateUtc="2026-03-30T03:59:00Z" w16cex:durableId="00000002"/>
-</w16cex:commentsExtensible>
-</file>
-
-<file path=./word/commentsIds.xml><?xml version="1.0" encoding="utf-8"?>
-<w16cid:commentsIds xmlns:wpc="http://schemas.microsoft.com/office/word/2010/wordprocessingCanvas" xmlns:cx="http://schemas.microsoft.com/office/drawing/2014/chartex" xmlns:cx1="http://schemas.microsoft.com/office/drawing/2015/9/8/chartex" xmlns:cx2="http://schemas.microsoft.com/office/drawing/2015/10/21/chartex" xmlns:cx3="http://schemas.microsoft.com/office/drawing/2016/5/9/chartex" xmlns:cx4="http://schemas.microsoft.com/office/drawing/2016/5/10/chartex" xmlns:cx5="http://schemas.microsoft.com/office/drawing/2016/5/11/chartex" xmlns:cx6="http://schemas.microsoft.com/office/drawing/2016/5/12/chartex" xmlns:cx7="http://schemas.microsoft.com/office/drawing/2016/5/13/chartex" xmlns:cx8="http://schemas.microsoft.com/office/drawing/2016/5/14/chartex" xmlns:mc="http://schemas.openxmlformats.org/markup-compatibility/2006" xmlns:aink="http://schemas.microsoft.com/office/drawing/2016/ink" xmlns:am3d="http://schemas.microsoft.com/office/drawing/2017/model3d" xmlns:o="urn:schemas-microsoft-com:office:office" xmlns:oel="http://schemas.microsoft.com/office/2019/extlst" xmlns:r="http://schemas.openxmlformats.org/officeDocument/2006/relationships" xmlns:m="http://schemas.openxmlformats.org/officeDocument/2006/math" xmlns:v="urn:schemas-microsoft-com:vml" xmlns:wp14="http://schemas.microsoft.com/office/word/2010/wordprocessingDrawing" xmlns:wp="http://schemas.openxmlformats.org/drawingml/2006/wordprocessingDrawing" xmlns:w10="urn:schemas-microsoft-com:office:word" xmlns:w="http://schemas.openxmlformats.org/wordprocessingml/2006/main" xmlns:w14="http://schemas.microsoft.com/office/word/2010/wordml" xmlns:w15="http://schemas.microsoft.com/office/word/2012/wordml" xmlns:w16cex="http://schemas.microsoft.com/office/word/2018/wordml/cex" xmlns:w16="http://schemas.microsoft.com/office/word/2018/wordml" xmlns:w16du="http://schemas.microsoft.com/office/word/2023/wordml/word16du" xmlns:w16sdtdh="http://schemas.microsoft.com/office/word/2020/wordml/sdtdatahash" xmlns:w16se="http://schemas.microsoft.com/office/word/2015/wordml/symex" xmlns:wpg="http://schemas.microsoft.com/office/word/2010/wordprocessingGroup" xmlns:wpi="http://schemas.microsoft.com/office/word/2010/wordprocessingInk" xmlns:wne="http://schemas.microsoft.com/office/word/2006/wordml" xmlns:wps="http://schemas.microsoft.com/office/word/2010/wordprocessingShape" xmlns:w16cid="http://schemas.microsoft.com/office/word/2016/wordml/cid">
-  <w16cid:commentId w16cid:paraId="07924588" w16cid:durableId="07924588"/>
-  <w16cid:commentId w16cid:paraId="4700E861" w16cid:durableId="4700E861"/>
-</w16cid:commentsIds>
-</file>
-
-<file path=./word/document.xml><?xml version="1.0" encoding="utf-8"?>
+<file path=word/document.xml><?xml version="1.0" encoding="utf-8"?>
 <w:document xmlns:wpc="http://schemas.microsoft.com/office/word/2010/wordprocessingCanvas" xmlns:cx="http://schemas.microsoft.com/office/drawing/2014/chartex" xmlns:cx1="http://schemas.microsoft.com/office/drawing/2015/9/8/chartex" xmlns:cx2="http://schemas.microsoft.com/office/drawing/2015/10/21/chartex" xmlns:cx3="http://schemas.microsoft.com/office/drawing/2016/5/9/chartex" xmlns:cx4="http://schemas.microsoft.com/office/drawing/2016/5/10/chartex" xmlns:cx5="http://schemas.microsoft.com/office/drawing/2016/5/11/chartex" xmlns:cx6="http://schemas.microsoft.com/office/drawing/2016/5/12/chartex" xmlns:cx7="http://schemas.microsoft.com/office/drawing/2016/5/13/chartex" xmlns:cx8="http://schemas.microsoft.com/office/drawing/2016/5/14/chartex" xmlns:mc="http://schemas.openxmlformats.org/markup-compatibility/2006" xmlns:aink="http://schemas.microsoft.com/office/drawing/2016/ink" xmlns:am3d="http://schemas.microsoft.com/office/drawing/2017/model3d" xmlns:o="urn:schemas-microsoft-com:office:office" xmlns:oel="http://schemas.microsoft.com/office/2019/extlst" xmlns:r="http://schemas.openxmlformats.org/officeDocument/2006/relationships" xmlns:m="http://schemas.openxmlformats.org/officeDocument/2006/math" xmlns:v="urn:schemas-microsoft-com:vml" xmlns:wp14="http://schemas.microsoft.com/office/word/2010/wordprocessingDrawing" xmlns:wp="http://schemas.openxmlformats.org/drawingml/2006/wordprocessingDrawing" xmlns:w10="urn:schemas-microsoft-com:office:word" xmlns:w="http://schemas.openxmlformats.org/wordprocessingml/2006/main" xmlns:w14="http://schemas.microsoft.com/office/word/2010/wordml" xmlns:w15="http://schemas.microsoft.com/office/word/2012/wordml" xmlns:w16cex="http://schemas.microsoft.com/office/word/2018/wordml/cex" xmlns:w16="http://schemas.microsoft.com/office/word/2018/wordml" xmlns:w16du="http://schemas.microsoft.com/office/word/2023/wordml/word16du" xmlns:w16sdtdh="http://schemas.microsoft.com/office/word/2020/wordml/sdtdatahash" xmlns:w16se="http://schemas.microsoft.com/office/word/2015/wordml/symex" xmlns:wpg="http://schemas.microsoft.com/office/word/2010/wordprocessingGroup" xmlns:wpi="http://schemas.microsoft.com/office/word/2010/wordprocessingInk" xmlns:wne="http://schemas.microsoft.com/office/word/2006/wordml" xmlns:wps="http://schemas.microsoft.com/office/word/2010/wordprocessingShape">
   <w:body>
     <w:p>
@@ -8134,7 +8003,65 @@
 </w:document>
 </file>
 
-<file path=./word/endnotes.xml><?xml version="1.0" encoding="utf-8"?>
+<file path=word/comments.xml><?xml version="1.0" encoding="utf-8"?>
+<w:comments xmlns:wpc="http://schemas.microsoft.com/office/word/2010/wordprocessingCanvas" xmlns:cx="http://schemas.microsoft.com/office/drawing/2014/chartex" xmlns:cx1="http://schemas.microsoft.com/office/drawing/2015/9/8/chartex" xmlns:cx2="http://schemas.microsoft.com/office/drawing/2015/10/21/chartex" xmlns:cx3="http://schemas.microsoft.com/office/drawing/2016/5/9/chartex" xmlns:cx4="http://schemas.microsoft.com/office/drawing/2016/5/10/chartex" xmlns:cx5="http://schemas.microsoft.com/office/drawing/2016/5/11/chartex" xmlns:cx6="http://schemas.microsoft.com/office/drawing/2016/5/12/chartex" xmlns:cx7="http://schemas.microsoft.com/office/drawing/2016/5/13/chartex" xmlns:cx8="http://schemas.microsoft.com/office/drawing/2016/5/14/chartex" xmlns:mc="http://schemas.openxmlformats.org/markup-compatibility/2006" xmlns:aink="http://schemas.microsoft.com/office/drawing/2016/ink" xmlns:am3d="http://schemas.microsoft.com/office/drawing/2017/model3d" xmlns:o="urn:schemas-microsoft-com:office:office" xmlns:oel="http://schemas.microsoft.com/office/2019/extlst" xmlns:r="http://schemas.openxmlformats.org/officeDocument/2006/relationships" xmlns:m="http://schemas.openxmlformats.org/officeDocument/2006/math" xmlns:v="urn:schemas-microsoft-com:vml" xmlns:wp14="http://schemas.microsoft.com/office/word/2010/wordprocessingDrawing" xmlns:wp="http://schemas.openxmlformats.org/drawingml/2006/wordprocessingDrawing" xmlns:w10="urn:schemas-microsoft-com:office:word" xmlns:w="http://schemas.openxmlformats.org/wordprocessingml/2006/main" xmlns:w14="http://schemas.microsoft.com/office/word/2010/wordml" xmlns:w15="http://schemas.microsoft.com/office/word/2012/wordml" xmlns:w16cex="http://schemas.microsoft.com/office/word/2018/wordml/cex" xmlns:w16="http://schemas.microsoft.com/office/word/2018/wordml" xmlns:w16du="http://schemas.microsoft.com/office/word/2023/wordml/word16du" xmlns:w16sdtdh="http://schemas.microsoft.com/office/word/2020/wordml/sdtdatahash" xmlns:w16se="http://schemas.microsoft.com/office/word/2015/wordml/symex" xmlns:wpg="http://schemas.microsoft.com/office/word/2010/wordprocessingGroup" xmlns:wpi="http://schemas.microsoft.com/office/word/2010/wordprocessingInk" xmlns:wne="http://schemas.microsoft.com/office/word/2006/wordml" xmlns:wps="http://schemas.microsoft.com/office/word/2010/wordprocessingShape">
+  <w:comment w:id="2" w:author="Dương KTDA" w:date="2026-03-30T10:57:00Z" w:initials="DK">
+    <w:p>
+      <w:pPr>
+        <w:pStyle w:val="CommentText"/>
+      </w:pPr>
+      <w:r>
+        <w:rPr>
+          <w:rStyle w:val="CommentReference"/>
+        </w:rPr>
+        <w:annotationRef/>
+      </w:r>
+      <w:r>
+        <w:t>Ghi ngày thực hiện gói thầu theo bảng kế hoạch LCNT đã được phê duyệt</w:t>
+      </w:r>
+    </w:p>
+  </w:comment>
+  <w:comment w:id="3" w:author="Dương KTDA" w:date="2026-03-30T10:59:00Z" w:initials="DK">
+    <w:p>
+      <w:pPr>
+        <w:pStyle w:val="CommentText"/>
+      </w:pPr>
+      <w:r>
+        <w:rPr>
+          <w:rStyle w:val="CommentReference"/>
+        </w:rPr>
+        <w:annotationRef/>
+      </w:r>
+      <w:r>
+        <w:t>Thời gian thực hiện HĐ = Thời gian thực hiện gói thầu + Thời hạn thanh toán (được nêu tại Điểm b, Khoản 2, Điều 5 hợp đồng này)</w:t>
+      </w:r>
+    </w:p>
+  </w:comment>
+</w:comments>
+</file>
+
+<file path=word/commentsExtended.xml><?xml version="1.0" encoding="utf-8"?>
+<w15:commentsEx xmlns:wpc="http://schemas.microsoft.com/office/word/2010/wordprocessingCanvas" xmlns:cx="http://schemas.microsoft.com/office/drawing/2014/chartex" xmlns:cx1="http://schemas.microsoft.com/office/drawing/2015/9/8/chartex" xmlns:cx2="http://schemas.microsoft.com/office/drawing/2015/10/21/chartex" xmlns:cx3="http://schemas.microsoft.com/office/drawing/2016/5/9/chartex" xmlns:cx4="http://schemas.microsoft.com/office/drawing/2016/5/10/chartex" xmlns:cx5="http://schemas.microsoft.com/office/drawing/2016/5/11/chartex" xmlns:cx6="http://schemas.microsoft.com/office/drawing/2016/5/12/chartex" xmlns:cx7="http://schemas.microsoft.com/office/drawing/2016/5/13/chartex" xmlns:cx8="http://schemas.microsoft.com/office/drawing/2016/5/14/chartex" xmlns:mc="http://schemas.openxmlformats.org/markup-compatibility/2006" xmlns:aink="http://schemas.microsoft.com/office/drawing/2016/ink" xmlns:am3d="http://schemas.microsoft.com/office/drawing/2017/model3d" xmlns:o="urn:schemas-microsoft-com:office:office" xmlns:oel="http://schemas.microsoft.com/office/2019/extlst" xmlns:r="http://schemas.openxmlformats.org/officeDocument/2006/relationships" xmlns:m="http://schemas.openxmlformats.org/officeDocument/2006/math" xmlns:v="urn:schemas-microsoft-com:vml" xmlns:wp14="http://schemas.microsoft.com/office/word/2010/wordprocessingDrawing" xmlns:wp="http://schemas.openxmlformats.org/drawingml/2006/wordprocessingDrawing" xmlns:w10="urn:schemas-microsoft-com:office:word" xmlns:w="http://schemas.openxmlformats.org/wordprocessingml/2006/main" xmlns:w14="http://schemas.microsoft.com/office/word/2010/wordml" xmlns:w15="http://schemas.microsoft.com/office/word/2012/wordml" xmlns:w16cex="http://schemas.microsoft.com/office/word/2018/wordml/cex" xmlns:w16="http://schemas.microsoft.com/office/word/2018/wordml" xmlns:w16du="http://schemas.microsoft.com/office/word/2023/wordml/word16du" xmlns:w16sdtdh="http://schemas.microsoft.com/office/word/2020/wordml/sdtdatahash" xmlns:w16se="http://schemas.microsoft.com/office/word/2015/wordml/symex" xmlns:wpg="http://schemas.microsoft.com/office/word/2010/wordprocessingGroup" xmlns:wpi="http://schemas.microsoft.com/office/word/2010/wordprocessingInk" xmlns:wne="http://schemas.microsoft.com/office/word/2006/wordml" xmlns:wps="http://schemas.microsoft.com/office/word/2010/wordprocessingShape">
+  <w15:commentEx w15:paraId="07924588" w15:done="0"/>
+  <w15:commentEx w15:paraId="4700E861" w15:done="0"/>
+</w15:commentsEx>
+</file>
+
+<file path=word/commentsExtensible.xml><?xml version="1.0" encoding="utf-8"?>
+<w16cex:commentsExtensible xmlns:wpc="http://schemas.microsoft.com/office/word/2010/wordprocessingCanvas" xmlns:cx="http://schemas.microsoft.com/office/drawing/2014/chartex" xmlns:cx1="http://schemas.microsoft.com/office/drawing/2015/9/8/chartex" xmlns:cx2="http://schemas.microsoft.com/office/drawing/2015/10/21/chartex" xmlns:cx3="http://schemas.microsoft.com/office/drawing/2016/5/9/chartex" xmlns:cx4="http://schemas.microsoft.com/office/drawing/2016/5/10/chartex" xmlns:cx5="http://schemas.microsoft.com/office/drawing/2016/5/11/chartex" xmlns:cx6="http://schemas.microsoft.com/office/drawing/2016/5/12/chartex" xmlns:cx7="http://schemas.microsoft.com/office/drawing/2016/5/13/chartex" xmlns:cx8="http://schemas.microsoft.com/office/drawing/2016/5/14/chartex" xmlns:cr="http://schemas.microsoft.com/office/comments/2020/reactions" xmlns:mc="http://schemas.openxmlformats.org/markup-compatibility/2006" xmlns:aink="http://schemas.microsoft.com/office/drawing/2016/ink" xmlns:am3d="http://schemas.microsoft.com/office/drawing/2017/model3d" xmlns:o="urn:schemas-microsoft-com:office:office" xmlns:oel="http://schemas.microsoft.com/office/2019/extlst" xmlns:r="http://schemas.openxmlformats.org/officeDocument/2006/relationships" xmlns:m="http://schemas.openxmlformats.org/officeDocument/2006/math" xmlns:v="urn:schemas-microsoft-com:vml" xmlns:wp14="http://schemas.microsoft.com/office/word/2010/wordprocessingDrawing" xmlns:wp="http://schemas.openxmlformats.org/drawingml/2006/wordprocessingDrawing" xmlns:w10="urn:schemas-microsoft-com:office:word" xmlns:w="http://schemas.openxmlformats.org/wordprocessingml/2006/main" xmlns:w14="http://schemas.microsoft.com/office/word/2010/wordml" xmlns:w15="http://schemas.microsoft.com/office/word/2012/wordml" xmlns:w16cex="http://schemas.microsoft.com/office/word/2018/wordml/cex" xmlns:w16="http://schemas.microsoft.com/office/word/2018/wordml" xmlns:w16du="http://schemas.microsoft.com/office/word/2023/wordml/word16du" xmlns:w16sdtdh="http://schemas.microsoft.com/office/word/2020/wordml/sdtdatahash" xmlns:w16se="http://schemas.microsoft.com/office/word/2015/wordml/symex" xmlns:wpg="http://schemas.microsoft.com/office/word/2010/wordprocessingGroup" xmlns:wpi="http://schemas.microsoft.com/office/word/2010/wordprocessingInk" xmlns:wne="http://schemas.microsoft.com/office/word/2006/wordml" xmlns:wps="http://schemas.microsoft.com/office/word/2010/wordprocessingShape">
+  <w16cex:commentExtensible w16cex:dateUtc="2026-03-30T03:57:00Z" w16cex:durableId="00000001"/>
+  <w16cex:commentExtensible w16cex:dateUtc="2026-03-30T03:59:00Z" w16cex:durableId="00000002"/>
+</w16cex:commentsExtensible>
+</file>
+
+<file path=word/commentsIds.xml><?xml version="1.0" encoding="utf-8"?>
+<w16cid:commentsIds xmlns:wpc="http://schemas.microsoft.com/office/word/2010/wordprocessingCanvas" xmlns:cx="http://schemas.microsoft.com/office/drawing/2014/chartex" xmlns:cx1="http://schemas.microsoft.com/office/drawing/2015/9/8/chartex" xmlns:cx2="http://schemas.microsoft.com/office/drawing/2015/10/21/chartex" xmlns:cx3="http://schemas.microsoft.com/office/drawing/2016/5/9/chartex" xmlns:cx4="http://schemas.microsoft.com/office/drawing/2016/5/10/chartex" xmlns:cx5="http://schemas.microsoft.com/office/drawing/2016/5/11/chartex" xmlns:cx6="http://schemas.microsoft.com/office/drawing/2016/5/12/chartex" xmlns:cx7="http://schemas.microsoft.com/office/drawing/2016/5/13/chartex" xmlns:cx8="http://schemas.microsoft.com/office/drawing/2016/5/14/chartex" xmlns:mc="http://schemas.openxmlformats.org/markup-compatibility/2006" xmlns:aink="http://schemas.microsoft.com/office/drawing/2016/ink" xmlns:am3d="http://schemas.microsoft.com/office/drawing/2017/model3d" xmlns:o="urn:schemas-microsoft-com:office:office" xmlns:oel="http://schemas.microsoft.com/office/2019/extlst" xmlns:r="http://schemas.openxmlformats.org/officeDocument/2006/relationships" xmlns:m="http://schemas.openxmlformats.org/officeDocument/2006/math" xmlns:v="urn:schemas-microsoft-com:vml" xmlns:wp14="http://schemas.microsoft.com/office/word/2010/wordprocessingDrawing" xmlns:wp="http://schemas.openxmlformats.org/drawingml/2006/wordprocessingDrawing" xmlns:w10="urn:schemas-microsoft-com:office:word" xmlns:w="http://schemas.openxmlformats.org/wordprocessingml/2006/main" xmlns:w14="http://schemas.microsoft.com/office/word/2010/wordml" xmlns:w15="http://schemas.microsoft.com/office/word/2012/wordml" xmlns:w16cex="http://schemas.microsoft.com/office/word/2018/wordml/cex" xmlns:w16="http://schemas.microsoft.com/office/word/2018/wordml" xmlns:w16du="http://schemas.microsoft.com/office/word/2023/wordml/word16du" xmlns:w16sdtdh="http://schemas.microsoft.com/office/word/2020/wordml/sdtdatahash" xmlns:w16se="http://schemas.microsoft.com/office/word/2015/wordml/symex" xmlns:wpg="http://schemas.microsoft.com/office/word/2010/wordprocessingGroup" xmlns:wpi="http://schemas.microsoft.com/office/word/2010/wordprocessingInk" xmlns:wne="http://schemas.microsoft.com/office/word/2006/wordml" xmlns:wps="http://schemas.microsoft.com/office/word/2010/wordprocessingShape" xmlns:w16cid="http://schemas.microsoft.com/office/word/2016/wordml/cid">
+  <w16cid:commentId w16cid:paraId="07924588" w16cid:durableId="07924588"/>
+  <w16cid:commentId w16cid:paraId="4700E861" w16cid:durableId="4700E861"/>
+</w16cid:commentsIds>
+</file>
+
+<file path=word/endnotes.xml><?xml version="1.0" encoding="utf-8"?>
 <w:endnotes xmlns:wpc="http://schemas.microsoft.com/office/word/2010/wordprocessingCanvas" xmlns:cx="http://schemas.microsoft.com/office/drawing/2014/chartex" xmlns:cx1="http://schemas.microsoft.com/office/drawing/2015/9/8/chartex" xmlns:cx2="http://schemas.microsoft.com/office/drawing/2015/10/21/chartex" xmlns:cx3="http://schemas.microsoft.com/office/drawing/2016/5/9/chartex" xmlns:cx4="http://schemas.microsoft.com/office/drawing/2016/5/10/chartex" xmlns:cx5="http://schemas.microsoft.com/office/drawing/2016/5/11/chartex" xmlns:cx6="http://schemas.microsoft.com/office/drawing/2016/5/12/chartex" xmlns:cx7="http://schemas.microsoft.com/office/drawing/2016/5/13/chartex" xmlns:cx8="http://schemas.microsoft.com/office/drawing/2016/5/14/chartex" xmlns:mc="http://schemas.openxmlformats.org/markup-compatibility/2006" xmlns:aink="http://schemas.microsoft.com/office/drawing/2016/ink" xmlns:am3d="http://schemas.microsoft.com/office/drawing/2017/model3d" xmlns:o="urn:schemas-microsoft-com:office:office" xmlns:oel="http://schemas.microsoft.com/office/2019/extlst" xmlns:r="http://schemas.openxmlformats.org/officeDocument/2006/relationships" xmlns:m="http://schemas.openxmlformats.org/officeDocument/2006/math" xmlns:v="urn:schemas-microsoft-com:vml" xmlns:wp14="http://schemas.microsoft.com/office/word/2010/wordprocessingDrawing" xmlns:wp="http://schemas.openxmlformats.org/drawingml/2006/wordprocessingDrawing" xmlns:w10="urn:schemas-microsoft-com:office:word" xmlns:w="http://schemas.openxmlformats.org/wordprocessingml/2006/main" xmlns:w14="http://schemas.microsoft.com/office/word/2010/wordml" xmlns:w15="http://schemas.microsoft.com/office/word/2012/wordml" xmlns:w16cex="http://schemas.microsoft.com/office/word/2018/wordml/cex" xmlns:w16="http://schemas.microsoft.com/office/word/2018/wordml" xmlns:w16du="http://schemas.microsoft.com/office/word/2023/wordml/word16du" xmlns:w16sdtdh="http://schemas.microsoft.com/office/word/2020/wordml/sdtdatahash" xmlns:w16se="http://schemas.microsoft.com/office/word/2015/wordml/symex" xmlns:wpg="http://schemas.microsoft.com/office/word/2010/wordprocessingGroup" xmlns:wpi="http://schemas.microsoft.com/office/word/2010/wordprocessingInk" xmlns:wne="http://schemas.microsoft.com/office/word/2006/wordml" xmlns:wps="http://schemas.microsoft.com/office/word/2010/wordprocessingShape">
   <w:endnote w:type="separator" w:id="-1">
     <w:p>
@@ -8159,55 +8086,7 @@
 </w:endnotes>
 </file>
 
-<file path=./word/fontTable.xml><?xml version="1.0" encoding="utf-8"?>
-<w:fonts xmlns:mc="http://schemas.openxmlformats.org/markup-compatibility/2006" xmlns:r="http://schemas.openxmlformats.org/officeDocument/2006/relationships" xmlns:w="http://schemas.openxmlformats.org/wordprocessingml/2006/main" xmlns:w14="http://schemas.microsoft.com/office/word/2010/wordml" xmlns:w15="http://schemas.microsoft.com/office/word/2012/wordml" xmlns:w16cex="http://schemas.microsoft.com/office/word/2018/wordml/cex" xmlns:w16="http://schemas.microsoft.com/office/word/2018/wordml" xmlns:w16du="http://schemas.microsoft.com/office/word/2023/wordml/word16du" xmlns:w16sdtdh="http://schemas.microsoft.com/office/word/2020/wordml/sdtdatahash" xmlns:w16se="http://schemas.microsoft.com/office/word/2015/wordml/symex">
-  <w:font w:name="Times New Roman">
-    <w:panose1 w:val="02020603050405020304"/>
-    <w:family w:val="roman"/>
-    <w:pitch w:val="variable"/>
-    <w:sig w:usb0="E0002EFF" w:usb1="C000785B" w:usb2="00000009" w:usb3="00000000" w:csb0="000001FF" w:csb1="00000000"/>
-  </w:font>
-  <w:font w:name="Calibri">
-    <w:panose1 w:val="020F0502020204030204"/>
-    <w:family w:val="swiss"/>
-    <w:pitch w:val="variable"/>
-    <w:sig w:usb0="E4002EFF" w:usb1="C000247B" w:usb2="00000009" w:usb3="00000000" w:csb0="000001FF" w:csb1="00000000"/>
-  </w:font>
-  <w:font w:name="Cambria">
-    <w:panose1 w:val="02040503050406030204"/>
-    <w:family w:val="roman"/>
-    <w:pitch w:val="variable"/>
-    <w:sig w:usb0="E00006FF" w:usb1="420024FF" w:usb2="02000000" w:usb3="00000000" w:csb0="0000019F" w:csb1="00000000"/>
-  </w:font>
-  <w:font w:name=".VnTimeH">
-    <w:panose1 w:val="020B7200000000000000"/>
-    <w:family w:val="swiss"/>
-    <w:pitch w:val="variable"/>
-    <w:sig w:usb0="00000003" w:usb1="00000000" w:usb2="00000000" w:usb3="00000000" w:csb0="00000001" w:csb1="00000000"/>
-  </w:font>
-  <w:font w:name="TimesNewRomanPSMT">
-    <w:altName w:val="Times New Roman"/>
-    <w:panose1 w:val="00000000000000000000"/>
-    <w:family w:val="roman"/>
-    <w:notTrueType/>
-    <w:pitch w:val="default"/>
-  </w:font>
-  <w:font w:name="Tahoma">
-    <w:panose1 w:val="020B0604030504040204"/>
-    <w:family w:val="swiss"/>
-    <w:pitch w:val="variable"/>
-    <w:sig w:usb0="E1002EFF" w:usb1="C000605B" w:usb2="00000029" w:usb3="00000000" w:csb0="000101FF" w:csb1="00000000"/>
-  </w:font>
-  <w:font w:name="Arial Unicode MS">
-    <w:panose1 w:val="020B0604020202020204"/>
-    <w:family w:val="swiss"/>
-    <w:pitch w:val="variable"/>
-    <w:sig w:usb0="F7FFAFFF" w:usb1="E9DFFFFF" w:usb2="0000003F" w:usb3="00000000" w:csb0="003F01FF" w:csb1="00000000"/>
-  </w:font>
-</w:fonts>
-</file>
-
-<file path=./word/footnotes.xml><?xml version="1.0" encoding="utf-8"?>
+<file path=word/footnotes.xml><?xml version="1.0" encoding="utf-8"?>
 <w:footnotes xmlns:wpc="http://schemas.microsoft.com/office/word/2010/wordprocessingCanvas" xmlns:cx="http://schemas.microsoft.com/office/drawing/2014/chartex" xmlns:cx1="http://schemas.microsoft.com/office/drawing/2015/9/8/chartex" xmlns:cx2="http://schemas.microsoft.com/office/drawing/2015/10/21/chartex" xmlns:cx3="http://schemas.microsoft.com/office/drawing/2016/5/9/chartex" xmlns:cx4="http://schemas.microsoft.com/office/drawing/2016/5/10/chartex" xmlns:cx5="http://schemas.microsoft.com/office/drawing/2016/5/11/chartex" xmlns:cx6="http://schemas.microsoft.com/office/drawing/2016/5/12/chartex" xmlns:cx7="http://schemas.microsoft.com/office/drawing/2016/5/13/chartex" xmlns:cx8="http://schemas.microsoft.com/office/drawing/2016/5/14/chartex" xmlns:mc="http://schemas.openxmlformats.org/markup-compatibility/2006" xmlns:aink="http://schemas.microsoft.com/office/drawing/2016/ink" xmlns:am3d="http://schemas.microsoft.com/office/drawing/2017/model3d" xmlns:o="urn:schemas-microsoft-com:office:office" xmlns:oel="http://schemas.microsoft.com/office/2019/extlst" xmlns:r="http://schemas.openxmlformats.org/officeDocument/2006/relationships" xmlns:m="http://schemas.openxmlformats.org/officeDocument/2006/math" xmlns:v="urn:schemas-microsoft-com:vml" xmlns:wp14="http://schemas.microsoft.com/office/word/2010/wordprocessingDrawing" xmlns:wp="http://schemas.openxmlformats.org/drawingml/2006/wordprocessingDrawing" xmlns:w10="urn:schemas-microsoft-com:office:word" xmlns:w="http://schemas.openxmlformats.org/wordprocessingml/2006/main" xmlns:w14="http://schemas.microsoft.com/office/word/2010/wordml" xmlns:w15="http://schemas.microsoft.com/office/word/2012/wordml" xmlns:w16cex="http://schemas.microsoft.com/office/word/2018/wordml/cex" xmlns:w16="http://schemas.microsoft.com/office/word/2018/wordml" xmlns:w16du="http://schemas.microsoft.com/office/word/2023/wordml/word16du" xmlns:w16sdtdh="http://schemas.microsoft.com/office/word/2020/wordml/sdtdatahash" xmlns:w16se="http://schemas.microsoft.com/office/word/2015/wordml/symex" xmlns:wpg="http://schemas.microsoft.com/office/word/2010/wordprocessingGroup" xmlns:wpi="http://schemas.microsoft.com/office/word/2010/wordprocessingInk" xmlns:wne="http://schemas.microsoft.com/office/word/2006/wordml" xmlns:wps="http://schemas.microsoft.com/office/word/2010/wordprocessingShape">
   <w:footnote w:type="separator" w:id="-1">
     <w:p>
@@ -8232,7 +8111,7 @@
 </w:footnotes>
 </file>
 
-<file path=./word/people.xml><?xml version="1.0" encoding="utf-8"?>
+<file path=word/people.xml><?xml version="1.0" encoding="utf-8"?>
 <w15:people xmlns:wpc="http://schemas.microsoft.com/office/word/2010/wordprocessingCanvas" xmlns:cx="http://schemas.microsoft.com/office/drawing/2014/chartex" xmlns:cx1="http://schemas.microsoft.com/office/drawing/2015/9/8/chartex" xmlns:cx2="http://schemas.microsoft.com/office/drawing/2015/10/21/chartex" xmlns:cx3="http://schemas.microsoft.com/office/drawing/2016/5/9/chartex" xmlns:cx4="http://schemas.microsoft.com/office/drawing/2016/5/10/chartex" xmlns:cx5="http://schemas.microsoft.com/office/drawing/2016/5/11/chartex" xmlns:cx6="http://schemas.microsoft.com/office/drawing/2016/5/12/chartex" xmlns:cx7="http://schemas.microsoft.com/office/drawing/2016/5/13/chartex" xmlns:cx8="http://schemas.microsoft.com/office/drawing/2016/5/14/chartex" xmlns:mc="http://schemas.openxmlformats.org/markup-compatibility/2006" xmlns:aink="http://schemas.microsoft.com/office/drawing/2016/ink" xmlns:am3d="http://schemas.microsoft.com/office/drawing/2017/model3d" xmlns:o="urn:schemas-microsoft-com:office:office" xmlns:oel="http://schemas.microsoft.com/office/2019/extlst" xmlns:r="http://schemas.openxmlformats.org/officeDocument/2006/relationships" xmlns:m="http://schemas.openxmlformats.org/officeDocument/2006/math" xmlns:v="urn:schemas-microsoft-com:vml" xmlns:wp14="http://schemas.microsoft.com/office/word/2010/wordprocessingDrawing" xmlns:wp="http://schemas.openxmlformats.org/drawingml/2006/wordprocessingDrawing" xmlns:w10="urn:schemas-microsoft-com:office:word" xmlns:w="http://schemas.openxmlformats.org/wordprocessingml/2006/main" xmlns:w14="http://schemas.microsoft.com/office/word/2010/wordml" xmlns:w15="http://schemas.microsoft.com/office/word/2012/wordml" xmlns:w16cex="http://schemas.microsoft.com/office/word/2018/wordml/cex" xmlns:w16="http://schemas.microsoft.com/office/word/2018/wordml" xmlns:w16du="http://schemas.microsoft.com/office/word/2023/wordml/word16du" xmlns:w16sdtdh="http://schemas.microsoft.com/office/word/2020/wordml/sdtdatahash" xmlns:w16se="http://schemas.microsoft.com/office/word/2015/wordml/symex" xmlns:wpg="http://schemas.microsoft.com/office/word/2010/wordprocessingGroup" xmlns:wpi="http://schemas.microsoft.com/office/word/2010/wordprocessingInk" xmlns:wne="http://schemas.microsoft.com/office/word/2006/wordml" xmlns:wps="http://schemas.microsoft.com/office/word/2010/wordprocessingShape">
   <w15:person w15:author="Dương KTDA">
     <w15:presenceInfo w15:providerId="None" w15:userId="Dương KTDA"/>
@@ -8240,360 +8119,7 @@
 </w15:people>
 </file>
 
-<file path=./word/settings.xml><?xml version="1.0" encoding="utf-8"?>
-<w:settings xmlns:mc="http://schemas.openxmlformats.org/markup-compatibility/2006" xmlns:o="urn:schemas-microsoft-com:office:office" xmlns:r="http://schemas.openxmlformats.org/officeDocument/2006/relationships" xmlns:m="http://schemas.openxmlformats.org/officeDocument/2006/math" xmlns:v="urn:schemas-microsoft-com:vml" xmlns:w10="urn:schemas-microsoft-com:office:word" xmlns:w="http://schemas.openxmlformats.org/wordprocessingml/2006/main" xmlns:w14="http://schemas.microsoft.com/office/word/2010/wordml" xmlns:w15="http://schemas.microsoft.com/office/word/2012/wordml" xmlns:w16cex="http://schemas.microsoft.com/office/word/2018/wordml/cex" xmlns:w16="http://schemas.microsoft.com/office/word/2018/wordml" xmlns:w16du="http://schemas.microsoft.com/office/word/2023/wordml/word16du" xmlns:w16sdtdh="http://schemas.microsoft.com/office/word/2020/wordml/sdtdatahash" xmlns:w16se="http://schemas.microsoft.com/office/word/2015/wordml/symex" xmlns:sl="http://schemas.openxmlformats.org/schemaLibrary/2006/main">
-  <w:zoom w:percent="130"/>
-  <w:defaultTabStop w:val="720"/>
-  <w:drawingGridHorizontalSpacing w:val="120"/>
-  <w:displayHorizontalDrawingGridEvery w:val="2"/>
-  <w:displayVerticalDrawingGridEvery w:val="2"/>
-  <w:characterSpacingControl w:val="doNotCompress"/>
-  <w:compat>
-    <w:compatSetting w:name="compatibilityMode" w:uri="http://schemas.microsoft.com/office/word" w:val="15"/>
-    <w:compatSetting w:name="overrideTableStyleFontSizeAndJustification" w:uri="http://schemas.microsoft.com/office/word" w:val="1"/>
-    <w:compatSetting w:name="enableOpenTypeFeatures" w:uri="http://schemas.microsoft.com/office/word" w:val="1"/>
-    <w:compatSetting w:name="doNotFlipMirrorIndents" w:uri="http://schemas.microsoft.com/office/word" w:val="1"/>
-    <w:compatSetting w:name="differentiateMultirowTableHeaders" w:uri="http://schemas.microsoft.com/office/word" w:val="1"/>
-    <w:compatSetting w:name="useWord2013TrackBottomHyphenation" w:uri="http://schemas.microsoft.com/office/word" w:val="0"/>
-  </w:compat>
-  <w:rsids>
-    <w:rsidRoot w:val="003C6AF8"/>
-    <w:rsid w:val="00001404"/>
-    <w:rsid w:val="00003865"/>
-    <w:rsid w:val="00017680"/>
-    <w:rsid w:val="00026954"/>
-    <w:rsid w:val="00042BAA"/>
-    <w:rsid w:val="00054359"/>
-    <w:rsid w:val="000579B7"/>
-    <w:rsid w:val="0006336E"/>
-    <w:rsid w:val="00065918"/>
-    <w:rsid w:val="00065AD3"/>
-    <w:rsid w:val="00094951"/>
-    <w:rsid w:val="0009723F"/>
-    <w:rsid w:val="000A38F8"/>
-    <w:rsid w:val="000A7F6C"/>
-    <w:rsid w:val="000C24B2"/>
-    <w:rsid w:val="000D75CB"/>
-    <w:rsid w:val="000E137F"/>
-    <w:rsid w:val="000F64DC"/>
-    <w:rsid w:val="001028E7"/>
-    <w:rsid w:val="001038FD"/>
-    <w:rsid w:val="00123BD5"/>
-    <w:rsid w:val="00124CC0"/>
-    <w:rsid w:val="0012561B"/>
-    <w:rsid w:val="00132D6B"/>
-    <w:rsid w:val="00134B4B"/>
-    <w:rsid w:val="001515C2"/>
-    <w:rsid w:val="001559A6"/>
-    <w:rsid w:val="00172AC3"/>
-    <w:rsid w:val="00192591"/>
-    <w:rsid w:val="001B6787"/>
-    <w:rsid w:val="001D336E"/>
-    <w:rsid w:val="001D6584"/>
-    <w:rsid w:val="001E0C5B"/>
-    <w:rsid w:val="00200725"/>
-    <w:rsid w:val="00202E6D"/>
-    <w:rsid w:val="002035A5"/>
-    <w:rsid w:val="0021057F"/>
-    <w:rsid w:val="00233D95"/>
-    <w:rsid w:val="002359F6"/>
-    <w:rsid w:val="00262725"/>
-    <w:rsid w:val="002727FA"/>
-    <w:rsid w:val="00272E48"/>
-    <w:rsid w:val="002B5917"/>
-    <w:rsid w:val="002C2B80"/>
-    <w:rsid w:val="002C71BC"/>
-    <w:rsid w:val="002C7BF1"/>
-    <w:rsid w:val="002E3384"/>
-    <w:rsid w:val="002E47C9"/>
-    <w:rsid w:val="002E4EC7"/>
-    <w:rsid w:val="00304FAC"/>
-    <w:rsid w:val="00305A63"/>
-    <w:rsid w:val="00307835"/>
-    <w:rsid w:val="0031706A"/>
-    <w:rsid w:val="00317BFD"/>
-    <w:rsid w:val="0034775D"/>
-    <w:rsid w:val="00352936"/>
-    <w:rsid w:val="0037022B"/>
-    <w:rsid w:val="003811EC"/>
-    <w:rsid w:val="00382D6E"/>
-    <w:rsid w:val="00390D90"/>
-    <w:rsid w:val="00392ED9"/>
-    <w:rsid w:val="003A6585"/>
-    <w:rsid w:val="003C3224"/>
-    <w:rsid w:val="003C6AF8"/>
-    <w:rsid w:val="003C6F2F"/>
-    <w:rsid w:val="003E5044"/>
-    <w:rsid w:val="003F6A8F"/>
-    <w:rsid w:val="004004CE"/>
-    <w:rsid w:val="004028B9"/>
-    <w:rsid w:val="00403B59"/>
-    <w:rsid w:val="00416B21"/>
-    <w:rsid w:val="00445789"/>
-    <w:rsid w:val="00450B3A"/>
-    <w:rsid w:val="00451742"/>
-    <w:rsid w:val="00451EBA"/>
-    <w:rsid w:val="004530ED"/>
-    <w:rsid w:val="00456C25"/>
-    <w:rsid w:val="00457D88"/>
-    <w:rsid w:val="00466289"/>
-    <w:rsid w:val="00494828"/>
-    <w:rsid w:val="004B10EE"/>
-    <w:rsid w:val="004C0F2F"/>
-    <w:rsid w:val="004D04BB"/>
-    <w:rsid w:val="004D1A56"/>
-    <w:rsid w:val="004D390E"/>
-    <w:rsid w:val="004F40A4"/>
-    <w:rsid w:val="004F6CF0"/>
-    <w:rsid w:val="0051154B"/>
-    <w:rsid w:val="005172A1"/>
-    <w:rsid w:val="00531069"/>
-    <w:rsid w:val="005525BA"/>
-    <w:rsid w:val="00553DF3"/>
-    <w:rsid w:val="005557B6"/>
-    <w:rsid w:val="005567B0"/>
-    <w:rsid w:val="00562EEC"/>
-    <w:rsid w:val="0057711E"/>
-    <w:rsid w:val="005862BA"/>
-    <w:rsid w:val="00597042"/>
-    <w:rsid w:val="005A7D18"/>
-    <w:rsid w:val="005B531F"/>
-    <w:rsid w:val="005B7766"/>
-    <w:rsid w:val="005C5917"/>
-    <w:rsid w:val="005C67A0"/>
-    <w:rsid w:val="005D29C3"/>
-    <w:rsid w:val="005F0BC1"/>
-    <w:rsid w:val="005F2AD9"/>
-    <w:rsid w:val="00604C12"/>
-    <w:rsid w:val="00613438"/>
-    <w:rsid w:val="00624F94"/>
-    <w:rsid w:val="006359E1"/>
-    <w:rsid w:val="00642986"/>
-    <w:rsid w:val="00646306"/>
-    <w:rsid w:val="006529FD"/>
-    <w:rsid w:val="00660C40"/>
-    <w:rsid w:val="0066209A"/>
-    <w:rsid w:val="0066568C"/>
-    <w:rsid w:val="006710C8"/>
-    <w:rsid w:val="006837F9"/>
-    <w:rsid w:val="0068540D"/>
-    <w:rsid w:val="006B2A1B"/>
-    <w:rsid w:val="006C6EC0"/>
-    <w:rsid w:val="006D2093"/>
-    <w:rsid w:val="006D5CB6"/>
-    <w:rsid w:val="006E4A0D"/>
-    <w:rsid w:val="006E4E1E"/>
-    <w:rsid w:val="006E7704"/>
-    <w:rsid w:val="006F2D4A"/>
-    <w:rsid w:val="0070670C"/>
-    <w:rsid w:val="00713C9B"/>
-    <w:rsid w:val="007159D2"/>
-    <w:rsid w:val="00731724"/>
-    <w:rsid w:val="00733504"/>
-    <w:rsid w:val="00736EBA"/>
-    <w:rsid w:val="0074442A"/>
-    <w:rsid w:val="0075385B"/>
-    <w:rsid w:val="00764F3C"/>
-    <w:rsid w:val="00775717"/>
-    <w:rsid w:val="0078439D"/>
-    <w:rsid w:val="00784C7D"/>
-    <w:rsid w:val="007A0287"/>
-    <w:rsid w:val="007A2849"/>
-    <w:rsid w:val="007B4824"/>
-    <w:rsid w:val="007C3EB5"/>
-    <w:rsid w:val="007C46F8"/>
-    <w:rsid w:val="007C4D02"/>
-    <w:rsid w:val="007D024B"/>
-    <w:rsid w:val="007E347F"/>
-    <w:rsid w:val="007E3543"/>
-    <w:rsid w:val="007E6832"/>
-    <w:rsid w:val="007E797C"/>
-    <w:rsid w:val="007E7B44"/>
-    <w:rsid w:val="007F05DF"/>
-    <w:rsid w:val="00807324"/>
-    <w:rsid w:val="00820406"/>
-    <w:rsid w:val="008226AE"/>
-    <w:rsid w:val="00830731"/>
-    <w:rsid w:val="008361C2"/>
-    <w:rsid w:val="00841FEF"/>
-    <w:rsid w:val="00845293"/>
-    <w:rsid w:val="008623E2"/>
-    <w:rsid w:val="00864944"/>
-    <w:rsid w:val="00867C0A"/>
-    <w:rsid w:val="00890A69"/>
-    <w:rsid w:val="00893377"/>
-    <w:rsid w:val="008A2446"/>
-    <w:rsid w:val="008C07D3"/>
-    <w:rsid w:val="008C3617"/>
-    <w:rsid w:val="008C7805"/>
-    <w:rsid w:val="008D5215"/>
-    <w:rsid w:val="008E2003"/>
-    <w:rsid w:val="008F4209"/>
-    <w:rsid w:val="009269C3"/>
-    <w:rsid w:val="0092758B"/>
-    <w:rsid w:val="00933B64"/>
-    <w:rsid w:val="00947F15"/>
-    <w:rsid w:val="009517B3"/>
-    <w:rsid w:val="0095322C"/>
-    <w:rsid w:val="00965817"/>
-    <w:rsid w:val="00974C16"/>
-    <w:rsid w:val="009806F1"/>
-    <w:rsid w:val="00983D37"/>
-    <w:rsid w:val="00986CC1"/>
-    <w:rsid w:val="009942C0"/>
-    <w:rsid w:val="009A6D45"/>
-    <w:rsid w:val="009B1216"/>
-    <w:rsid w:val="009B201C"/>
-    <w:rsid w:val="009D12C4"/>
-    <w:rsid w:val="009D12D8"/>
-    <w:rsid w:val="009D4203"/>
-    <w:rsid w:val="009D426F"/>
-    <w:rsid w:val="009D57C2"/>
-    <w:rsid w:val="009D7F3C"/>
-    <w:rsid w:val="009E0439"/>
-    <w:rsid w:val="009E29A4"/>
-    <w:rsid w:val="009F24C9"/>
-    <w:rsid w:val="00A105C8"/>
-    <w:rsid w:val="00A23FA8"/>
-    <w:rsid w:val="00A25C05"/>
-    <w:rsid w:val="00A27BB8"/>
-    <w:rsid w:val="00A36B49"/>
-    <w:rsid w:val="00A41E4A"/>
-    <w:rsid w:val="00A568B0"/>
-    <w:rsid w:val="00A62867"/>
-    <w:rsid w:val="00A757C6"/>
-    <w:rsid w:val="00A90919"/>
-    <w:rsid w:val="00A93192"/>
-    <w:rsid w:val="00A9764C"/>
-    <w:rsid w:val="00AA0C23"/>
-    <w:rsid w:val="00AA0F3B"/>
-    <w:rsid w:val="00AA72F9"/>
-    <w:rsid w:val="00AB38F2"/>
-    <w:rsid w:val="00AC75DB"/>
-    <w:rsid w:val="00AD03D8"/>
-    <w:rsid w:val="00AF0ED5"/>
-    <w:rsid w:val="00AF2B96"/>
-    <w:rsid w:val="00B0072B"/>
-    <w:rsid w:val="00B00997"/>
-    <w:rsid w:val="00B04572"/>
-    <w:rsid w:val="00B1270B"/>
-    <w:rsid w:val="00B12C3E"/>
-    <w:rsid w:val="00B14A20"/>
-    <w:rsid w:val="00B220DE"/>
-    <w:rsid w:val="00B31A3F"/>
-    <w:rsid w:val="00B362D1"/>
-    <w:rsid w:val="00B465AA"/>
-    <w:rsid w:val="00B75B5F"/>
-    <w:rsid w:val="00B82A6C"/>
-    <w:rsid w:val="00B92908"/>
-    <w:rsid w:val="00B94DF1"/>
-    <w:rsid w:val="00BA50F1"/>
-    <w:rsid w:val="00BB3892"/>
-    <w:rsid w:val="00BB6EB6"/>
-    <w:rsid w:val="00BD6390"/>
-    <w:rsid w:val="00BE57F5"/>
-    <w:rsid w:val="00BF479C"/>
-    <w:rsid w:val="00BF5B76"/>
-    <w:rsid w:val="00C00052"/>
-    <w:rsid w:val="00C0319F"/>
-    <w:rsid w:val="00C04384"/>
-    <w:rsid w:val="00C07D96"/>
-    <w:rsid w:val="00C10287"/>
-    <w:rsid w:val="00C13C88"/>
-    <w:rsid w:val="00C15D1C"/>
-    <w:rsid w:val="00C317A0"/>
-    <w:rsid w:val="00C474D4"/>
-    <w:rsid w:val="00C73C9B"/>
-    <w:rsid w:val="00C82711"/>
-    <w:rsid w:val="00C85E24"/>
-    <w:rsid w:val="00CB1FE8"/>
-    <w:rsid w:val="00CC5F5E"/>
-    <w:rsid w:val="00CE53BA"/>
-    <w:rsid w:val="00D128D7"/>
-    <w:rsid w:val="00D148EE"/>
-    <w:rsid w:val="00D24956"/>
-    <w:rsid w:val="00D25843"/>
-    <w:rsid w:val="00D3360C"/>
-    <w:rsid w:val="00D4095F"/>
-    <w:rsid w:val="00D4206A"/>
-    <w:rsid w:val="00D471D8"/>
-    <w:rsid w:val="00D65A8C"/>
-    <w:rsid w:val="00D70140"/>
-    <w:rsid w:val="00D71AA3"/>
-    <w:rsid w:val="00DA1F4F"/>
-    <w:rsid w:val="00DB18FF"/>
-    <w:rsid w:val="00DB3CF6"/>
-    <w:rsid w:val="00DB5DA5"/>
-    <w:rsid w:val="00DE60F0"/>
-    <w:rsid w:val="00DE6D9D"/>
-    <w:rsid w:val="00DF5479"/>
-    <w:rsid w:val="00E10104"/>
-    <w:rsid w:val="00E15A01"/>
-    <w:rsid w:val="00E16236"/>
-    <w:rsid w:val="00E31FFB"/>
-    <w:rsid w:val="00E605E3"/>
-    <w:rsid w:val="00E60E56"/>
-    <w:rsid w:val="00E6581F"/>
-    <w:rsid w:val="00E66BC6"/>
-    <w:rsid w:val="00E671CF"/>
-    <w:rsid w:val="00E72CBA"/>
-    <w:rsid w:val="00E7564E"/>
-    <w:rsid w:val="00E84A91"/>
-    <w:rsid w:val="00E91B00"/>
-    <w:rsid w:val="00EA795A"/>
-    <w:rsid w:val="00EB49DA"/>
-    <w:rsid w:val="00EC6343"/>
-    <w:rsid w:val="00ED1079"/>
-    <w:rsid w:val="00ED2702"/>
-    <w:rsid w:val="00EE1763"/>
-    <w:rsid w:val="00EE1F37"/>
-    <w:rsid w:val="00EF214F"/>
-    <w:rsid w:val="00EF79D3"/>
-    <w:rsid w:val="00F03900"/>
-    <w:rsid w:val="00F068B9"/>
-    <w:rsid w:val="00F160BF"/>
-    <w:rsid w:val="00F3320C"/>
-    <w:rsid w:val="00F34875"/>
-    <w:rsid w:val="00F42BC4"/>
-    <w:rsid w:val="00F81303"/>
-    <w:rsid w:val="00F82C4D"/>
-    <w:rsid w:val="00F9518F"/>
-    <w:rsid w:val="00FA1033"/>
-    <w:rsid w:val="00FB2262"/>
-    <w:rsid w:val="00FB293B"/>
-    <w:rsid w:val="00FB406F"/>
-    <w:rsid w:val="00FC22FA"/>
-    <w:rsid w:val="00FE1E29"/>
-  </w:rsids>
-  <m:mathPr>
-    <m:mathFont m:val="Cambria Math"/>
-    <m:brkBin m:val="before"/>
-    <m:brkBinSub m:val="--"/>
-    <m:smallFrac m:val="0"/>
-    <m:dispDef/>
-    <m:lMargin m:val="0"/>
-    <m:rMargin m:val="0"/>
-    <m:defJc m:val="centerGroup"/>
-    <m:wrapIndent m:val="1440"/>
-    <m:intLim m:val="subSup"/>
-    <m:naryLim m:val="undOvr"/>
-  </m:mathPr>
-  <w:themeFontLang w:val="en-US"/>
-  <w:clrSchemeMapping w:bg1="light1" w:t1="dark1" w:bg2="light2" w:t2="dark2" w:accent1="accent1" w:accent2="accent2" w:accent3="accent3" w:accent4="accent4" w:accent5="accent5" w:accent6="accent6" w:hyperlink="hyperlink" w:followedHyperlink="followedHyperlink"/>
-  <w:shapeDefaults>
-    <o:shapedefaults v:ext="edit" spidmax="1026"/>
-    <o:shapelayout v:ext="edit">
-      <o:idmap v:ext="edit" data="1"/>
-    </o:shapelayout>
-  </w:shapeDefaults>
-  <w:decimalSymbol w:val=","/>
-  <w:listSeparator w:val=","/>
-  <w14:docId w14:val="284E50EE"/>
-  <w15:docId w15:val="{A3C80366-C824-4F33-8922-ACB4D70607C6}"/>
-</w:settings>
-</file>
-
-<file path=./word/styles.xml><?xml version="1.0" encoding="utf-8"?>
+<file path=word/styles.xml><?xml version="1.0" encoding="utf-8"?>
 <w:styles xmlns:mc="http://schemas.openxmlformats.org/markup-compatibility/2006" xmlns:r="http://schemas.openxmlformats.org/officeDocument/2006/relationships" xmlns:w="http://schemas.openxmlformats.org/wordprocessingml/2006/main" xmlns:w14="http://schemas.microsoft.com/office/word/2010/wordml" xmlns:w15="http://schemas.microsoft.com/office/word/2012/wordml" xmlns:w16cex="http://schemas.microsoft.com/office/word/2018/wordml/cex" xmlns:w16="http://schemas.microsoft.com/office/word/2018/wordml" xmlns:w16du="http://schemas.microsoft.com/office/word/2023/wordml/word16du" xmlns:w16sdtdh="http://schemas.microsoft.com/office/word/2020/wordml/sdtdatahash" xmlns:w16se="http://schemas.microsoft.com/office/word/2015/wordml/symex">
   <w:docDefaults>
     <w:rPrDefault>
@@ -9361,7 +8887,7 @@
 </w:styles>
 </file>
 
-<file path=./word/theme/theme1.xml><?xml version="1.0" encoding="utf-8"?>
+<file path=word/theme/theme1.xml><?xml version="1.0" encoding="utf-8"?>
 <a:theme xmlns:a="http://schemas.openxmlformats.org/drawingml/2006/main" name="Office Theme">
   <a:themeElements>
     <a:clrScheme name="Office">
@@ -9644,12 +9170,4 @@
   <a:objectDefaults/>
   <a:extraClrSchemeLst/>
 </a:theme>
-</file>
-
-<file path=./word/webSettings.xml><?xml version="1.0" encoding="utf-8"?>
-<w:webSettings xmlns:mc="http://schemas.openxmlformats.org/markup-compatibility/2006" xmlns:r="http://schemas.openxmlformats.org/officeDocument/2006/relationships" xmlns:w="http://schemas.openxmlformats.org/wordprocessingml/2006/main" xmlns:w14="http://schemas.microsoft.com/office/word/2010/wordml" xmlns:w15="http://schemas.microsoft.com/office/word/2012/wordml" xmlns:w16cex="http://schemas.microsoft.com/office/word/2018/wordml/cex" xmlns:w16="http://schemas.microsoft.com/office/word/2018/wordml" xmlns:w16du="http://schemas.microsoft.com/office/word/2023/wordml/word16du" xmlns:w16sdtdh="http://schemas.microsoft.com/office/word/2020/wordml/sdtdatahash" xmlns:w16se="http://schemas.microsoft.com/office/word/2015/wordml/symex">
-  <w:optimizeForBrowser/>
-  <w:relyOnVML/>
-  <w:allowPNG/>
-</w:webSettings>
 </file>
--- a/skills/phong-hcqt/assets/bien-ban-hoan-thien-hop-dong.docx
+++ b/skills/phong-hcqt/assets/bien-ban-hoan-thien-hop-dong.docx
@@ -24,7 +24,7 @@
           <w:sz w:val="26"/>
           <w:szCs w:val="26"/>
         </w:rPr>
-        <w:t>CỘNG HOÀ XÃ HỘI CHỦ NGHĨA VIỆT NAM</w:t>
+        <w:t xml:space="preserve">CỘNG HOÀ XÃ HỘI CHỦ NGHĨA VIỆT NAM</w:t>
       </w:r>
     </w:p>
     <w:p>
@@ -116,7 +116,7 @@
           <w:sz w:val="26"/>
           <w:szCs w:val="26"/>
         </w:rPr>
-        <w:t>Độc lập – Tự do – Hạnh phúc</w:t>
+        <w:t xml:space="preserve">Độc lập – Tự do – Hạnh phúc</w:t>
       </w:r>
     </w:p>
     <w:p>
@@ -164,7 +164,7 @@
           <w:szCs w:val="26"/>
           <w:lang w:val="en-US"/>
         </w:rPr>
-        <w:t>Phú Thọ</w:t>
+        <w:t xml:space="preserve">Phú Thọ</w:t>
       </w:r>
       <w:r>
         <w:rPr>
@@ -279,7 +279,7 @@
           <w:szCs w:val="28"/>
           <w:lang w:val="en-US"/>
         </w:rPr>
-        <w:t>BIÊN BẢN HOÀN THIỆN HỢP ĐỒNG</w:t>
+        <w:t xml:space="preserve">BIÊN BẢN HOÀN THIỆN HỢP ĐỒNG</w:t>
       </w:r>
     </w:p>
     <w:p>
@@ -350,7 +350,7 @@
                 <w:szCs w:val="26"/>
                 <w:lang w:val="en-US"/>
               </w:rPr>
-              <w:t>Gói thầu</w:t>
+              <w:t xml:space="preserve">Gói thầu</w:t>
             </w:r>
           </w:p>
         </w:tc>
@@ -383,7 +383,7 @@
                 <w:szCs w:val="26"/>
                 <w:lang w:val="en-US"/>
               </w:rPr>
-              <w:t>:</w:t>
+              <w:t xml:space="preserve">:</w:t>
             </w:r>
           </w:p>
         </w:tc>
@@ -459,7 +459,7 @@
                 <w:szCs w:val="26"/>
                 <w:lang w:val="en-US"/>
               </w:rPr>
-              <w:t>toán</w:t>
+              <w:t xml:space="preserve">toán</w:t>
             </w:r>
           </w:p>
         </w:tc>
@@ -492,7 +492,7 @@
                 <w:szCs w:val="26"/>
                 <w:lang w:val="en-US"/>
               </w:rPr>
-              <w:t>:</w:t>
+              <w:t xml:space="preserve">:</w:t>
             </w:r>
           </w:p>
         </w:tc>
@@ -578,7 +578,7 @@
           <w:szCs w:val="26"/>
           <w:lang w:val="en-US"/>
         </w:rPr>
-        <w:t>I. CÁC CĂN CỨ:</w:t>
+        <w:t xml:space="preserve">I. CÁC CĂN CỨ:</w:t>
       </w:r>
       <w:r>
         <w:rPr>
@@ -731,7 +731,7 @@
           <w:sz w:val="26"/>
           <w:szCs w:val="26"/>
         </w:rPr>
-        <w:t>/</w:t>
+        <w:t xml:space="preserve">/</w:t>
       </w:r>
       <w:r>
         <w:rPr>
@@ -751,7 +751,7 @@
           <w:sz w:val="26"/>
           <w:szCs w:val="26"/>
         </w:rPr>
-        <w:t>/</w:t>
+        <w:t xml:space="preserve">/</w:t>
       </w:r>
       <w:r>
         <w:rPr>
@@ -813,7 +813,7 @@
           <w:sz w:val="26"/>
           <w:szCs w:val="26"/>
         </w:rPr>
-        <w:t>;</w:t>
+        <w:t xml:space="preserve">;</w:t>
       </w:r>
     </w:p>
     <w:p>
@@ -861,7 +861,7 @@
           <w:sz w:val="26"/>
           <w:szCs w:val="26"/>
         </w:rPr>
-        <w:t>/</w:t>
+        <w:t xml:space="preserve">/</w:t>
       </w:r>
       <w:r>
         <w:rPr>
@@ -879,7 +879,7 @@
           <w:sz w:val="26"/>
           <w:szCs w:val="26"/>
         </w:rPr>
-        <w:t>/</w:t>
+        <w:t xml:space="preserve">/</w:t>
       </w:r>
       <w:r>
         <w:rPr>
@@ -906,7 +906,7 @@
           <w:sz w:val="26"/>
           <w:szCs w:val="26"/>
         </w:rPr>
-        <w:t>Đ</w:t>
+        <w:t xml:space="preserve">Đ</w:t>
       </w:r>
       <w:r>
         <w:rPr>
@@ -915,7 +915,7 @@
           <w:sz w:val="26"/>
           <w:szCs w:val="26"/>
         </w:rPr>
-        <w:t>a khoa tỉnh Phú Thọ</w:t>
+        <w:t xml:space="preserve">a khoa tỉnh Phú Thọ</w:t>
       </w:r>
       <w:r>
         <w:rPr>
@@ -924,7 +924,7 @@
           <w:sz w:val="26"/>
           <w:szCs w:val="26"/>
         </w:rPr>
-        <w:t>.</w:t>
+        <w:t xml:space="preserve">.</w:t>
       </w:r>
     </w:p>
     <w:p>
@@ -955,7 +955,7 @@
           <w:sz w:val="26"/>
           <w:szCs w:val="26"/>
         </w:rPr>
-        <w:t>II. THÀNH PHẦN THAM GIA:</w:t>
+        <w:t xml:space="preserve">II. THÀNH PHẦN THAM GIA:</w:t>
       </w:r>
     </w:p>
     <w:p>
@@ -981,7 +981,7 @@
           <w:szCs w:val="26"/>
           <w:lang w:val="vi-VN"/>
         </w:rPr>
-        <w:t>Chúng tôi, đại diện cho các bên ký hợp đồng, gồm có:</w:t>
+        <w:t xml:space="preserve">Chúng tôi, đại diện cho các bên ký hợp đồng, gồm có:</w:t>
       </w:r>
     </w:p>
     <w:p>
@@ -1016,7 +1016,7 @@
           <w:szCs w:val="26"/>
           <w:lang w:val="vi-VN"/>
         </w:rPr>
-        <w:t>Chủ đầu tư (sau đây gọi là Bên A)</w:t>
+        <w:t xml:space="preserve">Chủ đầu tư (sau đây gọi là Bên A)</w:t>
       </w:r>
     </w:p>
     <w:p>
@@ -1048,7 +1048,7 @@
           <w:szCs w:val="26"/>
           <w:lang w:val="vi-VN"/>
         </w:rPr>
-        <w:t>Tên Chủ đầu tư</w:t>
+        <w:t xml:space="preserve">Tên Chủ đầu tư</w:t>
       </w:r>
       <w:r>
         <w:rPr>
@@ -1057,7 +1057,7 @@
           <w:szCs w:val="26"/>
           <w:lang w:val="vi-VN"/>
         </w:rPr>
-        <w:t>:</w:t>
+        <w:t xml:space="preserve">:</w:t>
       </w:r>
       <w:r>
         <w:rPr>
@@ -1081,7 +1081,7 @@
           <w:szCs w:val="26"/>
           <w:lang w:val="en-US"/>
         </w:rPr>
-        <w:t>Đ</w:t>
+        <w:t xml:space="preserve">Đ</w:t>
       </w:r>
       <w:r>
         <w:rPr>
@@ -1089,7 +1089,7 @@
           <w:szCs w:val="26"/>
           <w:lang w:val="en-US"/>
         </w:rPr>
-        <w:t>a khoa tỉnh Phú Thọ</w:t>
+        <w:t xml:space="preserve">a khoa tỉnh Phú Thọ</w:t>
       </w:r>
       <w:r>
         <w:rPr>
@@ -1097,7 +1097,7 @@
           <w:szCs w:val="26"/>
           <w:lang w:val="en-US"/>
         </w:rPr>
-        <w:t>;</w:t>
+        <w:t xml:space="preserve">;</w:t>
       </w:r>
       <w:r>
         <w:rPr>
@@ -1137,7 +1137,7 @@
           <w:szCs w:val="26"/>
           <w:lang w:val="vi-VN"/>
         </w:rPr>
-        <w:t>Địa chỉ:</w:t>
+        <w:t xml:space="preserve">Địa chỉ:</w:t>
       </w:r>
       <w:r>
         <w:rPr>
@@ -1153,7 +1153,7 @@
           <w:szCs w:val="26"/>
           <w:lang w:val="en-US"/>
         </w:rPr>
-        <w:t>Đường Nguyễn Tất Thành, phường Việt Trì, tỉnh Phú Thọ;</w:t>
+        <w:t xml:space="preserve">Đường Nguyễn Tất Thành, phường Việt Trì, tỉnh Phú Thọ;</w:t>
       </w:r>
       <w:r>
         <w:rPr>
@@ -1193,7 +1193,7 @@
           <w:szCs w:val="26"/>
           <w:lang w:val="fr-FR"/>
         </w:rPr>
-        <w:t>Điện thoại:</w:t>
+        <w:t xml:space="preserve">Điện thoại:</w:t>
       </w:r>
       <w:r>
         <w:rPr>
@@ -1215,7 +1215,7 @@
           <w:sz w:val="26"/>
           <w:szCs w:val="26"/>
         </w:rPr>
-        <w:t>;</w:t>
+        <w:t xml:space="preserve">;</w:t>
       </w:r>
       <w:r>
         <w:rPr>
@@ -1255,7 +1255,7 @@
           <w:szCs w:val="26"/>
           <w:lang w:val="fr-FR"/>
         </w:rPr>
-        <w:t>E-mail:</w:t>
+        <w:t xml:space="preserve">E-mail:</w:t>
       </w:r>
       <w:r>
         <w:rPr>
@@ -1279,7 +1279,7 @@
           <w:szCs w:val="26"/>
           <w:lang w:val="fr-FR"/>
         </w:rPr>
-        <w:t>;</w:t>
+        <w:t xml:space="preserve">;</w:t>
       </w:r>
       <w:r>
         <w:rPr>
@@ -1319,7 +1319,7 @@
           <w:szCs w:val="26"/>
           <w:lang w:val="fr-FR"/>
         </w:rPr>
-        <w:t>Tài khoản:</w:t>
+        <w:t xml:space="preserve">Tài khoản:</w:t>
       </w:r>
       <w:r>
         <w:rPr>
@@ -1359,7 +1359,7 @@
           <w:szCs w:val="26"/>
           <w:lang w:val="fr-FR"/>
         </w:rPr>
-        <w:t xml:space="preserve">/  </w:t>
+        <w:t xml:space="preserve">/ </w:t>
       </w:r>
       <w:r>
         <w:rPr>
@@ -1375,7 +1375,7 @@
           <w:szCs w:val="26"/>
           <w:lang w:val="fr-FR"/>
         </w:rPr>
-        <w:t>;</w:t>
+        <w:t xml:space="preserve">;</w:t>
       </w:r>
     </w:p>
     <w:p>
@@ -1407,7 +1407,7 @@
           <w:szCs w:val="26"/>
           <w:lang w:val="fr-FR"/>
         </w:rPr>
-        <w:t>Mã số thuế:</w:t>
+        <w:t xml:space="preserve">Mã số thuế:</w:t>
       </w:r>
       <w:r>
         <w:rPr>
@@ -1431,7 +1431,7 @@
           <w:szCs w:val="26"/>
           <w:lang w:val="fr-FR"/>
         </w:rPr>
-        <w:t>;</w:t>
+        <w:t xml:space="preserve">;</w:t>
       </w:r>
       <w:r>
         <w:rPr>
@@ -1472,23 +1472,23 @@
           <w:szCs w:val="26"/>
           <w:lang w:val="fr-FR"/>
         </w:rPr>
-        <w:t>Đại diện là</w:t>
-      </w:r>
-      <w:r>
-        <w:rPr>
-          <w:sz w:val="26"/>
-          <w:szCs w:val="26"/>
-          <w:lang w:val="fr-FR"/>
-        </w:rPr>
-        <w:t> : Ô</w:t>
-      </w:r>
-      <w:r>
-        <w:rPr>
-          <w:sz w:val="26"/>
-          <w:szCs w:val="26"/>
-          <w:lang w:val="fr-FR"/>
-        </w:rPr>
-        <w:t>ng:</w:t>
+        <w:t xml:space="preserve">Đại diện là</w:t>
+      </w:r>
+      <w:r>
+        <w:rPr>
+          <w:sz w:val="26"/>
+          <w:szCs w:val="26"/>
+          <w:lang w:val="fr-FR"/>
+        </w:rPr>
+        <w:t xml:space="preserve"> : Ô</w:t>
+      </w:r>
+      <w:r>
+        <w:rPr>
+          <w:sz w:val="26"/>
+          <w:szCs w:val="26"/>
+          <w:lang w:val="fr-FR"/>
+        </w:rPr>
+        <w:t xml:space="preserve">ng:</w:t>
       </w:r>
       <w:r>
         <w:rPr>
@@ -1506,7 +1506,7 @@
           <w:szCs w:val="26"/>
           <w:lang w:val="fr-FR"/>
         </w:rPr>
-        <w:t>Lê Đình Thanh Sơn</w:t>
+        <w:t xml:space="preserve">Lê Đình Thanh Sơn</w:t>
       </w:r>
       <w:r>
         <w:rPr>
@@ -1515,7 +1515,7 @@
           <w:lang w:val="fr-FR"/>
         </w:rPr>
         <w:tab/>
-        <w:t>-</w:t>
+        <w:t xml:space="preserve">-</w:t>
       </w:r>
       <w:r>
         <w:rPr>
@@ -1531,7 +1531,7 @@
           <w:szCs w:val="26"/>
           <w:lang w:val="fr-FR"/>
         </w:rPr>
-        <w:t>Chức vụ:</w:t>
+        <w:t xml:space="preserve">Chức vụ:</w:t>
       </w:r>
       <w:r>
         <w:rPr>
@@ -1549,15 +1549,15 @@
           <w:szCs w:val="26"/>
           <w:lang w:val="fr-FR"/>
         </w:rPr>
-        <w:t>Giám đốc Bệnh viện</w:t>
-      </w:r>
-      <w:r>
-        <w:rPr>
-          <w:sz w:val="26"/>
-          <w:szCs w:val="26"/>
-          <w:lang w:val="fr-FR"/>
-        </w:rPr>
-        <w:t>.</w:t>
+        <w:t xml:space="preserve">Giám đốc Bệnh viện</w:t>
+      </w:r>
+      <w:r>
+        <w:rPr>
+          <w:sz w:val="26"/>
+          <w:szCs w:val="26"/>
+          <w:lang w:val="fr-FR"/>
+        </w:rPr>
+        <w:t xml:space="preserve">.</w:t>
       </w:r>
       <w:r>
         <w:rPr>
@@ -1600,7 +1600,7 @@
           <w:szCs w:val="26"/>
           <w:lang w:val="fr-FR"/>
         </w:rPr>
-        <w:t>Nhà thầu (sau đây gọi là Bên B)</w:t>
+        <w:t xml:space="preserve">Nhà thầu (sau đây gọi là Bên B)</w:t>
       </w:r>
     </w:p>
     <w:p>
@@ -1635,7 +1635,7 @@
           <w:szCs w:val="26"/>
           <w:lang w:val="fr-FR"/>
         </w:rPr>
-        <w:t>Tên nhà thầu</w:t>
+        <w:t xml:space="preserve">Tên nhà thầu</w:t>
       </w:r>
       <w:r>
         <w:rPr>
@@ -1645,7 +1645,7 @@
           <w:szCs w:val="26"/>
           <w:lang w:val="fr-FR"/>
         </w:rPr>
-        <w:t>:</w:t>
+        <w:t xml:space="preserve">:</w:t>
       </w:r>
       <w:r>
         <w:rPr>
@@ -1670,7 +1670,7 @@
           <w:sz w:val="26"/>
           <w:szCs w:val="26"/>
         </w:rPr>
-        <w:t>;</w:t>
+        <w:t xml:space="preserve">;</w:t>
       </w:r>
       <w:r>
         <w:rPr>
@@ -1714,7 +1714,7 @@
           <w:szCs w:val="26"/>
           <w:lang w:val="fr-FR"/>
         </w:rPr>
-        <w:t>Địa chỉ:</w:t>
+        <w:t xml:space="preserve">Địa chỉ:</w:t>
       </w:r>
       <w:r>
         <w:rPr>
@@ -1741,7 +1741,7 @@
           <w:sz w:val="26"/>
           <w:szCs w:val="26"/>
         </w:rPr>
-        <w:t>;</w:t>
+        <w:t xml:space="preserve">;</w:t>
       </w:r>
       <w:r>
         <w:rPr>
@@ -1784,7 +1784,7 @@
           <w:szCs w:val="26"/>
           <w:lang w:val="fr-FR"/>
         </w:rPr>
-        <w:t>Điện thoại:</w:t>
+        <w:t xml:space="preserve">Điện thoại:</w:t>
       </w:r>
       <w:r>
         <w:rPr>
@@ -1811,7 +1811,7 @@
           <w:szCs w:val="26"/>
           <w:lang w:val="fr-FR"/>
         </w:rPr>
-        <w:t>;</w:t>
+        <w:t xml:space="preserve">;</w:t>
       </w:r>
       <w:r>
         <w:rPr>
@@ -1854,7 +1854,7 @@
           <w:szCs w:val="26"/>
           <w:lang w:val="fr-FR"/>
         </w:rPr>
-        <w:t>Tài khoản:</w:t>
+        <w:t xml:space="preserve">Tài khoản:</w:t>
       </w:r>
       <w:r>
         <w:rPr>
@@ -1927,7 +1927,7 @@
           <w:szCs w:val="26"/>
           <w:lang w:val="fr-FR"/>
         </w:rPr>
-        <w:t>Chi nhánh</w:t>
+        <w:t xml:space="preserve">Chi nhánh</w:t>
       </w:r>
       <w:r>
         <w:rPr>
@@ -2008,7 +2008,7 @@
           <w:szCs w:val="26"/>
           <w:lang w:val="fr-FR"/>
         </w:rPr>
-        <w:t>Mã số thuế:</w:t>
+        <w:t xml:space="preserve">Mã số thuế:</w:t>
       </w:r>
       <w:r>
         <w:rPr>
@@ -2038,7 +2038,7 @@
           <w:szCs w:val="26"/>
           <w:lang w:val="nl-NL"/>
         </w:rPr>
-        <w:t>;</w:t>
+        <w:t xml:space="preserve">;</w:t>
       </w:r>
       <w:r>
         <w:rPr>
@@ -2102,34 +2102,34 @@
           <w:szCs w:val="26"/>
           <w:lang w:val="fr-FR"/>
         </w:rPr>
-        <w:t>Ô</w:t>
-      </w:r>
-      <w:r>
-        <w:rPr>
-          <w:color w:val="FF0000"/>
-          <w:sz w:val="26"/>
-          <w:szCs w:val="26"/>
-          <w:lang w:val="fr-FR"/>
-        </w:rPr>
-        <w:t>ng</w:t>
-      </w:r>
-      <w:r>
-        <w:rPr>
-          <w:color w:val="FF0000"/>
-          <w:sz w:val="26"/>
-          <w:szCs w:val="26"/>
-          <w:lang w:val="fr-FR"/>
-        </w:rPr>
-        <w:t>/ Bà</w:t>
-      </w:r>
-      <w:r>
-        <w:rPr>
-          <w:color w:val="FF0000"/>
-          <w:sz w:val="26"/>
-          <w:szCs w:val="26"/>
-          <w:lang w:val="fr-FR"/>
-        </w:rPr>
-        <w:t>:</w:t>
+        <w:t xml:space="preserve">Ô</w:t>
+      </w:r>
+      <w:r>
+        <w:rPr>
+          <w:color w:val="FF0000"/>
+          <w:sz w:val="26"/>
+          <w:szCs w:val="26"/>
+          <w:lang w:val="fr-FR"/>
+        </w:rPr>
+        <w:t xml:space="preserve">ng</w:t>
+      </w:r>
+      <w:r>
+        <w:rPr>
+          <w:color w:val="FF0000"/>
+          <w:sz w:val="26"/>
+          <w:szCs w:val="26"/>
+          <w:lang w:val="fr-FR"/>
+        </w:rPr>
+        <w:t xml:space="preserve">/ Bà</w:t>
+      </w:r>
+      <w:r>
+        <w:rPr>
+          <w:color w:val="FF0000"/>
+          <w:sz w:val="26"/>
+          <w:szCs w:val="26"/>
+          <w:lang w:val="fr-FR"/>
+        </w:rPr>
+        <w:t xml:space="preserve">:</w:t>
       </w:r>
       <w:r>
         <w:rPr>
@@ -2159,7 +2159,7 @@
           <w:lang w:val="fr-FR"/>
         </w:rPr>
         <w:tab/>
-        <w:t>-</w:t>
+        <w:t xml:space="preserve">-</w:t>
       </w:r>
       <w:r>
         <w:rPr>
@@ -2177,7 +2177,7 @@
           <w:szCs w:val="26"/>
           <w:lang w:val="fr-FR"/>
         </w:rPr>
-        <w:t>Chức vụ:</w:t>
+        <w:t xml:space="preserve">Chức vụ:</w:t>
       </w:r>
       <w:r>
         <w:rPr>
@@ -2208,7 +2208,7 @@
           <w:szCs w:val="26"/>
           <w:lang w:val="fr-FR"/>
         </w:rPr>
-        <w:t>.</w:t>
+        <w:t xml:space="preserve">.</w:t>
       </w:r>
     </w:p>
     <w:p>
@@ -2257,7 +2257,7 @@
           <w:szCs w:val="26"/>
           <w:lang w:val="fr-FR"/>
         </w:rPr>
-        <w:t>III. NỘI DUNG HỢP ĐỒNG:</w:t>
+        <w:t xml:space="preserve">III. NỘI DUNG HỢP ĐỒNG:</w:t>
       </w:r>
     </w:p>
     <w:p>
@@ -2292,7 +2292,7 @@
           <w:szCs w:val="26"/>
           <w:lang w:val="fr-FR"/>
         </w:rPr>
-        <w:t>kinh tế</w:t>
+        <w:t xml:space="preserve">kinh tế</w:t>
       </w:r>
       <w:r>
         <w:rPr>
@@ -2352,7 +2352,7 @@
           <w:szCs w:val="26"/>
           <w:lang w:val="fr-FR"/>
         </w:rPr>
-        <w:t>Đối tượng của hợp đồng là</w:t>
+        <w:t xml:space="preserve">Đối tượng của hợp đồng là</w:t>
       </w:r>
       <w:r>
         <w:rPr>
@@ -2381,7 +2381,7 @@
           <w:szCs w:val="26"/>
           <w:lang w:val="fr-FR"/>
         </w:rPr>
-        <w:t>hàng hoá</w:t>
+        <w:t xml:space="preserve">hàng hoá</w:t>
       </w:r>
       <w:r>
         <w:rPr>
@@ -2401,7 +2401,7 @@
           <w:szCs w:val="26"/>
           <w:lang w:val="fr-FR"/>
         </w:rPr>
-        <w:t>dịch vụ liên quan (nếu có)</w:t>
+        <w:t xml:space="preserve">dịch vụ liên quan (nếu có)</w:t>
       </w:r>
       <w:r>
         <w:rPr>
@@ -2430,7 +2430,7 @@
           <w:sz w:val="26"/>
           <w:szCs w:val="26"/>
         </w:rPr>
-        <w:t>p</w:t>
+        <w:t xml:space="preserve">p</w:t>
       </w:r>
       <w:r>
         <w:rPr>
@@ -2440,7 +2440,7 @@
           <w:szCs w:val="26"/>
           <w:lang w:val="vi-VN"/>
         </w:rPr>
-        <w:t>hụ lục</w:t>
+        <w:t xml:space="preserve">hụ lục</w:t>
       </w:r>
       <w:r>
         <w:rPr>
@@ -2460,7 +2460,7 @@
           <w:szCs w:val="26"/>
           <w:lang w:val="vi-VN"/>
         </w:rPr>
-        <w:t>kèm theo</w:t>
+        <w:t xml:space="preserve">kèm theo</w:t>
       </w:r>
       <w:r>
         <w:rPr>
@@ -2528,7 +2528,7 @@
           <w:szCs w:val="26"/>
           <w:lang w:val="fr-FR"/>
         </w:rPr>
-        <w:t>Thành phần hợp đồng và thứ tự ưu tiên pháp lý như sau:</w:t>
+        <w:t xml:space="preserve">Thành phần hợp đồng và thứ tự ưu tiên pháp lý như sau:</w:t>
       </w:r>
     </w:p>
     <w:p>
@@ -2608,15 +2608,15 @@
           <w:szCs w:val="26"/>
           <w:lang w:val="fr-FR"/>
         </w:rPr>
-        <w:t>lựa chọn nhà thầu</w:t>
-      </w:r>
-      <w:r>
-        <w:rPr>
-          <w:sz w:val="26"/>
-          <w:szCs w:val="26"/>
-          <w:lang w:val="fr-FR"/>
-        </w:rPr>
-        <w:t>;</w:t>
+        <w:t xml:space="preserve">lựa chọn nhà thầu</w:t>
+      </w:r>
+      <w:r>
+        <w:rPr>
+          <w:sz w:val="26"/>
+          <w:szCs w:val="26"/>
+          <w:lang w:val="fr-FR"/>
+        </w:rPr>
+        <w:t xml:space="preserve">;</w:t>
       </w:r>
     </w:p>
     <w:p>
@@ -2761,7 +2761,7 @@
           <w:sz w:val="26"/>
           <w:szCs w:val="26"/>
         </w:rPr>
-        <w:t>cung cấp các hàng hoá và dịch vụ liên quan (nếu có)</w:t>
+        <w:t xml:space="preserve">cung cấp các hàng hoá và dịch vụ liên quan (nếu có)</w:t>
       </w:r>
       <w:r>
         <w:rPr>
@@ -2913,7 +2913,7 @@
           <w:szCs w:val="26"/>
           <w:lang w:val="fr-FR"/>
         </w:rPr>
-        <w:t xml:space="preserve">  </w:t>
+        <w:t xml:space="preserve"> </w:t>
       </w:r>
       <w:r>
         <w:rPr>
@@ -2943,7 +2943,7 @@
           <w:szCs w:val="26"/>
           <w:lang w:val="fr-FR"/>
         </w:rPr>
-        <w:t>./.)</w:t>
+        <w:t xml:space="preserve">./.)</w:t>
       </w:r>
     </w:p>
     <w:p>
@@ -2967,7 +2967,7 @@
           <w:sz w:val="26"/>
           <w:szCs w:val="26"/>
         </w:rPr>
-        <w:t>(</w:t>
+        <w:t xml:space="preserve">(</w:t>
       </w:r>
       <w:r>
         <w:rPr>
@@ -3012,7 +3012,7 @@
           <w:sz w:val="26"/>
           <w:szCs w:val="26"/>
         </w:rPr>
-        <w:t>các loại thuế, phí, lệ phí và các chi phí liên quan khác, bao gồm cả chi phí vận chuyển và lắp đặt (nếu có)</w:t>
+        <w:t xml:space="preserve">các loại thuế, phí, lệ phí và các chi phí liên quan khác, bao gồm cả chi phí vận chuyển và lắp đặt (nếu có)</w:t>
       </w:r>
       <w:r>
         <w:rPr>
@@ -3022,7 +3022,7 @@
           <w:szCs w:val="26"/>
           <w:lang w:val="nl-NL"/>
         </w:rPr>
-        <w:t>.</w:t>
+        <w:t xml:space="preserve">.</w:t>
       </w:r>
     </w:p>
     <w:p>
@@ -3077,7 +3077,7 @@
           <w:szCs w:val="26"/>
           <w:lang w:val="nl-NL"/>
         </w:rPr>
-        <w:t>a) Hình thức thanh toán</w:t>
+        <w:t xml:space="preserve">a) Hình thức thanh toán</w:t>
       </w:r>
       <w:r>
         <w:rPr>
@@ -3087,7 +3087,7 @@
           <w:szCs w:val="26"/>
           <w:lang w:val="nl-NL"/>
         </w:rPr>
-        <w:t>: Chuyển khoản</w:t>
+        <w:t xml:space="preserve">: Chuyển khoản</w:t>
       </w:r>
       <w:r>
         <w:rPr>
@@ -3097,7 +3097,7 @@
           <w:szCs w:val="26"/>
           <w:lang w:val="nl-NL"/>
         </w:rPr>
-        <w:t>.</w:t>
+        <w:t xml:space="preserve">.</w:t>
       </w:r>
     </w:p>
     <w:p>
@@ -3124,7 +3124,7 @@
           <w:szCs w:val="26"/>
           <w:lang w:val="nl-NL"/>
         </w:rPr>
-        <w:t>b) Thời hạn thanh toán</w:t>
+        <w:t xml:space="preserve">b) Thời hạn thanh toán</w:t>
       </w:r>
       <w:r>
         <w:rPr>
@@ -3175,7 +3175,7 @@
           <w:szCs w:val="26"/>
           <w:lang w:val="nl-NL"/>
         </w:rPr>
-        <w:t>hóa đơn tài chính hợp lệ của bên B.</w:t>
+        <w:t xml:space="preserve">hóa đơn tài chính hợp lệ của bên B.</w:t>
       </w:r>
     </w:p>
     <w:p>
@@ -3203,7 +3203,7 @@
           <w:szCs w:val="26"/>
           <w:lang w:val="nl-NL"/>
         </w:rPr>
-        <w:t>c) Số lần thanh toán</w:t>
+        <w:t xml:space="preserve">c) Số lần thanh toán</w:t>
       </w:r>
       <w:r>
         <w:rPr>
@@ -3246,7 +3246,7 @@
           <w:szCs w:val="26"/>
           <w:lang w:val="nl-NL"/>
         </w:rPr>
-        <w:t>ều</w:t>
+        <w:t xml:space="preserve">ều</w:t>
       </w:r>
       <w:r>
         <w:rPr>
@@ -3268,7 +3268,7 @@
           <w:szCs w:val="26"/>
           <w:lang w:val="nl-NL"/>
         </w:rPr>
-        <w:t>.</w:t>
+        <w:t xml:space="preserve">.</w:t>
       </w:r>
       <w:r>
         <w:rPr>
@@ -3278,7 +3278,7 @@
           <w:szCs w:val="26"/>
           <w:lang w:val="nl-NL"/>
         </w:rPr>
-        <w:t xml:space="preserve">  </w:t>
+        <w:t xml:space="preserve"> </w:t>
       </w:r>
       <w:r>
         <w:rPr>
@@ -3335,7 +3335,7 @@
           <w:szCs w:val="26"/>
           <w:lang w:val="fr-FR"/>
         </w:rPr>
-        <w:t>Trọn gói</w:t>
+        <w:t xml:space="preserve">Trọn gói</w:t>
       </w:r>
       <w:r>
         <w:rPr>
@@ -3345,7 +3345,7 @@
           <w:szCs w:val="26"/>
           <w:lang w:val="fr-FR"/>
         </w:rPr>
-        <w:t>.</w:t>
+        <w:t xml:space="preserve">.</w:t>
       </w:r>
     </w:p>
     <w:p>
@@ -3399,7 +3399,7 @@
           <w:szCs w:val="26"/>
           <w:lang w:val="fr-FR"/>
         </w:rPr>
-        <w:t>- Thời gian thực hiện gói thầu :</w:t>
+        <w:t xml:space="preserve">- Thời gian thực hiện gói thầu :</w:t>
       </w:r>
       <w:r>
         <w:rPr>
@@ -3481,7 +3481,7 @@
           <w:szCs w:val="26"/>
           <w:lang w:val="fr-FR"/>
         </w:rPr>
-        <w:t>kể từ ngày hợp đồng có hiệu lực.</w:t>
+        <w:t xml:space="preserve">kể từ ngày hợp đồng có hiệu lực.</w:t>
       </w:r>
     </w:p>
     <w:p>
@@ -3510,7 +3510,7 @@
           <w:lang w:val="fr-FR"/>
         </w:rPr>
         <w:lastRenderedPageBreak/>
-        <w:t>- Thời gian thực hiện hợp đồng :</w:t>
+        <w:t xml:space="preserve">- Thời gian thực hiện hợp đồng :</w:t>
       </w:r>
       <w:r>
         <w:rPr>
@@ -3594,7 +3594,7 @@
           <w:szCs w:val="26"/>
           <w:lang w:val="fr-FR"/>
         </w:rPr>
-        <w:t>kể từ ngày hợp đồng có hiệu lực.</w:t>
+        <w:t xml:space="preserve">kể từ ngày hợp đồng có hiệu lực.</w:t>
       </w:r>
     </w:p>
     <w:p>
@@ -3659,7 +3659,7 @@
           <w:szCs w:val="26"/>
           <w:lang w:val="nl-NL"/>
         </w:rPr>
-        <w:t>và Bên B sẽ tiến hành thương thảo để làm cơ sở ký kết phụ lục bổ sung hợp đồng.</w:t>
+        <w:t xml:space="preserve">và Bên B sẽ tiến hành thương thảo để làm cơ sở ký kết phụ lục bổ sung hợp đồng.</w:t>
       </w:r>
     </w:p>
     <w:p>
@@ -3720,7 +3720,7 @@
           <w:sz w:val="26"/>
           <w:szCs w:val="26"/>
         </w:rPr>
-        <w:t>a) Bên B không thực hiện một phần hoặc toàn bộ nội dung công việc theo hợp đồng trong thời hạn đã nêu trong hợp đồng hoặc trong khoảng thời gian đã được Bên A gia hạn;</w:t>
+        <w:t xml:space="preserve">a) Bên B không thực hiện một phần hoặc toàn bộ nội dung công việc theo hợp đồng trong thời hạn đã nêu trong hợp đồng hoặc trong khoảng thời gian đã được Bên A gia hạn;</w:t>
       </w:r>
     </w:p>
     <w:p>
@@ -3740,7 +3740,7 @@
           <w:sz w:val="26"/>
           <w:szCs w:val="26"/>
         </w:rPr>
-        <w:t>b) Bên B bị phá sản, giải thể;</w:t>
+        <w:t xml:space="preserve">b) Bên B bị phá sản, giải thể;</w:t>
       </w:r>
     </w:p>
     <w:p>
@@ -3760,7 +3760,7 @@
           <w:sz w:val="26"/>
           <w:szCs w:val="26"/>
         </w:rPr>
-        <w:t>c) Các hành vi khác (nếu có).</w:t>
+        <w:t xml:space="preserve">c) Các hành vi khác (nếu có).</w:t>
       </w:r>
     </w:p>
     <w:p>
@@ -3790,7 +3790,7 @@
           <w:sz w:val="26"/>
           <w:szCs w:val="26"/>
         </w:rPr>
-        <w:t>phần hợp đồng mà mình đang thực hiện và chịu trách nhiệm bảo hành phần hợp đồng đó.</w:t>
+        <w:t xml:space="preserve">phần hợp đồng mà mình đang thực hiện và chịu trách nhiệm bảo hành phần hợp đồng đó.</w:t>
       </w:r>
     </w:p>
     <w:p>
@@ -3886,7 +3886,7 @@
           <w:szCs w:val="26"/>
           <w:lang w:val="fr-FR"/>
         </w:rPr>
-        <w:t>ngày ký</w:t>
+        <w:t xml:space="preserve">ngày ký</w:t>
       </w:r>
       <w:r>
         <w:rPr>
@@ -3896,7 +3896,7 @@
           <w:szCs w:val="26"/>
           <w:lang w:val="fr-FR"/>
         </w:rPr>
-        <w:t>.</w:t>
+        <w:t xml:space="preserve">.</w:t>
       </w:r>
     </w:p>
     <w:p>
@@ -4060,7 +4060,7 @@
                 <w:szCs w:val="26"/>
                 <w:lang w:val="fr-FR"/>
               </w:rPr>
-              <w:t>ĐẠI DIỆN BÊN A</w:t>
+              <w:t xml:space="preserve">ĐẠI DIỆN BÊN A</w:t>
             </w:r>
           </w:p>
           <w:p>
@@ -4089,7 +4089,7 @@
                 <w:szCs w:val="26"/>
                 <w:lang w:val="fr-FR"/>
               </w:rPr>
-              <w:t>Giám đốc</w:t>
+              <w:t xml:space="preserve">Giám đốc</w:t>
             </w:r>
           </w:p>
           <w:p>
@@ -4139,7 +4139,7 @@
                 <w:szCs w:val="26"/>
                 <w:lang w:val="nl-NL"/>
               </w:rPr>
-              <w:t>ĐẠI DIỆN BÊN B</w:t>
+              <w:t xml:space="preserve">ĐẠI DIỆN BÊN B</w:t>
             </w:r>
           </w:p>
           <w:p>
@@ -4227,7 +4227,7 @@
                 <w:szCs w:val="26"/>
                 <w:lang w:val="fr-FR"/>
               </w:rPr>
-              <w:t>Lê Đình Thanh Sơn</w:t>
+              <w:t xml:space="preserve">Lê Đình Thanh Sơn</w:t>
             </w:r>
           </w:p>
         </w:tc>
@@ -4306,7 +4306,7 @@
           <w:lang w:val="nl-NL"/>
         </w:rPr>
         <w:lastRenderedPageBreak/>
-        <w:t>PHỤ LỤC</w:t>
+        <w:t xml:space="preserve">PHỤ LỤC</w:t>
       </w:r>
       <w:r>
         <w:rPr>
@@ -4333,7 +4333,7 @@
           <w:szCs w:val="26"/>
           <w:lang w:val="nl-NL"/>
         </w:rPr>
-        <w:t>DANH SÁCH</w:t>
+        <w:t xml:space="preserve">DANH SÁCH</w:t>
       </w:r>
       <w:r>
         <w:rPr>
@@ -4410,7 +4410,7 @@
           <w:szCs w:val="26"/>
           <w:lang w:val="nl-NL"/>
         </w:rPr>
-        <w:t>/</w:t>
+        <w:t xml:space="preserve">/</w:t>
       </w:r>
       <w:r>
         <w:rPr>
@@ -4432,7 +4432,7 @@
           <w:szCs w:val="26"/>
           <w:lang w:val="nl-NL"/>
         </w:rPr>
-        <w:t>/</w:t>
+        <w:t xml:space="preserve">/</w:t>
       </w:r>
       <w:r>
         <w:rPr>
@@ -4463,7 +4463,7 @@
           <w:szCs w:val="26"/>
           <w:lang w:val="nl-NL"/>
         </w:rPr>
-        <w:t>Đ</w:t>
+        <w:t xml:space="preserve">Đ</w:t>
       </w:r>
       <w:r>
         <w:rPr>
@@ -4494,7 +4494,7 @@
           <w:szCs w:val="26"/>
           <w:lang w:val="nl-NL"/>
         </w:rPr>
-        <w:t>)</w:t>
+        <w:t xml:space="preserve">)</w:t>
       </w:r>
     </w:p>
     <w:p>
@@ -4574,7 +4574,7 @@
                 <w:sz w:val="24"/>
                 <w:szCs w:val="24"/>
               </w:rPr>
-              <w:t>STT</w:t>
+              <w:t xml:space="preserve">STT</w:t>
             </w:r>
           </w:p>
         </w:tc>
@@ -4612,7 +4612,7 @@
                 <w:sz w:val="24"/>
                 <w:szCs w:val="24"/>
               </w:rPr>
-              <w:t>Danh sách hàng hóa</w:t>
+              <w:t xml:space="preserve">Danh sách hàng hóa</w:t>
             </w:r>
           </w:p>
         </w:tc>
@@ -4650,7 +4650,7 @@
                 <w:sz w:val="24"/>
                 <w:szCs w:val="24"/>
               </w:rPr>
-              <w:t>Ký mã hiệu</w:t>
+              <w:t xml:space="preserve">Ký mã hiệu</w:t>
             </w:r>
           </w:p>
         </w:tc>
@@ -4688,7 +4688,7 @@
                 <w:sz w:val="24"/>
                 <w:szCs w:val="24"/>
               </w:rPr>
-              <w:t>Nhãn hiệu</w:t>
+              <w:t xml:space="preserve">Nhãn hiệu</w:t>
             </w:r>
           </w:p>
         </w:tc>
@@ -4726,7 +4726,7 @@
                 <w:sz w:val="24"/>
                 <w:szCs w:val="24"/>
               </w:rPr>
-              <w:t>Năm sản xuất</w:t>
+              <w:t xml:space="preserve">Năm sản xuất</w:t>
             </w:r>
           </w:p>
         </w:tc>
@@ -4764,7 +4764,7 @@
                 <w:sz w:val="24"/>
                 <w:szCs w:val="24"/>
               </w:rPr>
-              <w:t>Xuất xứ (quốc gia, vùng lãnh thổ)</w:t>
+              <w:t xml:space="preserve">Xuất xứ (quốc gia, vùng lãnh thổ)</w:t>
             </w:r>
           </w:p>
         </w:tc>
@@ -4802,7 +4802,7 @@
                 <w:sz w:val="24"/>
                 <w:szCs w:val="24"/>
               </w:rPr>
-              <w:t>Hãng sản xuất</w:t>
+              <w:t xml:space="preserve">Hãng sản xuất</w:t>
             </w:r>
           </w:p>
         </w:tc>
@@ -4840,7 +4840,7 @@
                 <w:sz w:val="24"/>
                 <w:szCs w:val="24"/>
               </w:rPr>
-              <w:t>Cấu hình, tính năng kỹ thuật cơ bản</w:t>
+              <w:t xml:space="preserve">Cấu hình, tính năng kỹ thuật cơ bản</w:t>
             </w:r>
           </w:p>
         </w:tc>
@@ -4878,7 +4878,7 @@
                 <w:sz w:val="24"/>
                 <w:szCs w:val="24"/>
               </w:rPr>
-              <w:t>Đơn vị tính</w:t>
+              <w:t xml:space="preserve">Đơn vị tính</w:t>
             </w:r>
           </w:p>
         </w:tc>
@@ -4916,7 +4916,7 @@
                 <w:sz w:val="24"/>
                 <w:szCs w:val="24"/>
               </w:rPr>
-              <w:t>Khối lượng</w:t>
+              <w:t xml:space="preserve">Khối lượng</w:t>
             </w:r>
           </w:p>
         </w:tc>
@@ -4978,7 +4978,7 @@
                 <w:sz w:val="24"/>
                 <w:szCs w:val="24"/>
               </w:rPr>
-              <w:t>(Đã bao gồm thuế VAT) (đồng)</w:t>
+              <w:t xml:space="preserve">(Đã bao gồm thuế VAT) (đồng)</w:t>
             </w:r>
           </w:p>
         </w:tc>
@@ -5040,7 +5040,7 @@
                 <w:sz w:val="24"/>
                 <w:szCs w:val="24"/>
               </w:rPr>
-              <w:t>(Đã bao gồm thuế VAT) (đồng)</w:t>
+              <w:t xml:space="preserve">(Đã bao gồm thuế VAT) (đồng)</w:t>
             </w:r>
           </w:p>
         </w:tc>
@@ -6064,7 +6064,7 @@
                 <w:sz w:val="24"/>
                 <w:szCs w:val="24"/>
               </w:rPr>
-              <w:t>TỔNG CỘNG</w:t>
+              <w:t xml:space="preserve">TỔNG CỘNG</w:t>
             </w:r>
           </w:p>
         </w:tc>
@@ -6223,7 +6223,7 @@
                       <w:szCs w:val="26"/>
                       <w:lang w:val="fr-FR"/>
                     </w:rPr>
-                    <w:t>ĐẠI DIỆN BÊN A</w:t>
+                    <w:t xml:space="preserve">ĐẠI DIỆN BÊN A</w:t>
                   </w:r>
                 </w:p>
                 <w:p>
@@ -6252,7 +6252,7 @@
                       <w:szCs w:val="26"/>
                       <w:lang w:val="fr-FR"/>
                     </w:rPr>
-                    <w:t>Giám đốc</w:t>
+                    <w:t xml:space="preserve">Giám đốc</w:t>
                   </w:r>
                 </w:p>
                 <w:p>
@@ -6302,7 +6302,7 @@
                       <w:szCs w:val="26"/>
                       <w:lang w:val="nl-NL"/>
                     </w:rPr>
-                    <w:t>ĐẠI DIỆN BÊN B</w:t>
+                    <w:t xml:space="preserve">ĐẠI DIỆN BÊN B</w:t>
                   </w:r>
                 </w:p>
                 <w:p>
@@ -6393,7 +6393,7 @@
                       <w:szCs w:val="26"/>
                       <w:lang w:val="fr-FR"/>
                     </w:rPr>
-                    <w:t>Lê Đình Thanh Sơn</w:t>
+                    <w:t xml:space="preserve">Lê Đình Thanh Sơn</w:t>
                   </w:r>
                 </w:p>
               </w:tc>
@@ -6534,7 +6534,7 @@
           <w:sz w:val="26"/>
           <w:szCs w:val="26"/>
         </w:rPr>
-        <w:t>(Kèm theo Hợp đồng số:</w:t>
+        <w:t xml:space="preserve">(Kèm theo Hợp đồng số:</w:t>
       </w:r>
       <w:r>
         <w:rPr>
@@ -6579,7 +6579,7 @@
           <w:sz w:val="26"/>
           <w:szCs w:val="26"/>
         </w:rPr>
-        <w:t>Bệnh viện Đa khoa tỉnh Phú Thọ</w:t>
+        <w:t xml:space="preserve">Bệnh viện Đa khoa tỉnh Phú Thọ</w:t>
       </w:r>
       <w:r>
         <w:rPr>
@@ -6604,7 +6604,7 @@
           <w:szCs w:val="26"/>
           <w:lang w:val="sv-SE"/>
         </w:rPr>
-        <w:t>)</w:t>
+        <w:t xml:space="preserve">)</w:t>
       </w:r>
     </w:p>
     <w:p>
@@ -6691,7 +6691,7 @@
                 <w:sz w:val="24"/>
                 <w:szCs w:val="24"/>
               </w:rPr>
-              <w:t>STT</w:t>
+              <w:t xml:space="preserve">STT</w:t>
             </w:r>
           </w:p>
         </w:tc>
@@ -6725,7 +6725,7 @@
                 <w:sz w:val="24"/>
                 <w:szCs w:val="24"/>
               </w:rPr>
-              <w:t>Mô tả dịch vụ</w:t>
+              <w:t xml:space="preserve">Mô tả dịch vụ</w:t>
             </w:r>
           </w:p>
         </w:tc>
@@ -6758,7 +6758,7 @@
                 <w:sz w:val="24"/>
                 <w:szCs w:val="24"/>
               </w:rPr>
-              <w:t>Khối lượng</w:t>
+              <w:t xml:space="preserve">Khối lượng</w:t>
             </w:r>
           </w:p>
         </w:tc>
@@ -6791,7 +6791,7 @@
                 <w:sz w:val="24"/>
                 <w:szCs w:val="24"/>
               </w:rPr>
-              <w:t>Đơn vị tính</w:t>
+              <w:t xml:space="preserve">Đơn vị tính</w:t>
             </w:r>
           </w:p>
         </w:tc>
@@ -6824,7 +6824,7 @@
                 <w:sz w:val="24"/>
                 <w:szCs w:val="24"/>
               </w:rPr>
-              <w:t>Địa điểm thực hiện dịch vụ</w:t>
+              <w:t xml:space="preserve">Địa điểm thực hiện dịch vụ</w:t>
             </w:r>
           </w:p>
         </w:tc>
@@ -6857,7 +6857,7 @@
                 <w:sz w:val="24"/>
                 <w:szCs w:val="24"/>
               </w:rPr>
-              <w:t>Ngày hoàn thành dịch vụ</w:t>
+              <w:t xml:space="preserve">Ngày hoàn thành dịch vụ</w:t>
             </w:r>
           </w:p>
         </w:tc>
@@ -6917,7 +6917,7 @@
                 <w:sz w:val="24"/>
                 <w:szCs w:val="24"/>
               </w:rPr>
-              <w:t>(Đã bao gồm thuế VAT) (đồng)</w:t>
+              <w:t xml:space="preserve">(Đã bao gồm thuế VAT) (đồng)</w:t>
             </w:r>
           </w:p>
         </w:tc>
@@ -6977,7 +6977,7 @@
                 <w:sz w:val="24"/>
                 <w:szCs w:val="24"/>
               </w:rPr>
-              <w:t>(Đã bao gồm thuế VAT) (đồng)</w:t>
+              <w:t xml:space="preserve">(Đã bao gồm thuế VAT) (đồng)</w:t>
             </w:r>
           </w:p>
         </w:tc>
@@ -7585,7 +7585,7 @@
                 <w:sz w:val="24"/>
                 <w:szCs w:val="24"/>
               </w:rPr>
-              <w:t>TỔNG CỘNG</w:t>
+              <w:t xml:space="preserve">TỔNG CỘNG</w:t>
             </w:r>
           </w:p>
         </w:tc>
@@ -7717,7 +7717,7 @@
                 <w:szCs w:val="26"/>
                 <w:lang w:val="fr-FR"/>
               </w:rPr>
-              <w:t>ĐẠI DIỆN BÊN A</w:t>
+              <w:t xml:space="preserve">ĐẠI DIỆN BÊN A</w:t>
             </w:r>
           </w:p>
           <w:p>
@@ -7746,7 +7746,7 @@
                 <w:szCs w:val="26"/>
                 <w:lang w:val="fr-FR"/>
               </w:rPr>
-              <w:t>Giám đốc</w:t>
+              <w:t xml:space="preserve">Giám đốc</w:t>
             </w:r>
           </w:p>
           <w:p>
@@ -7796,7 +7796,7 @@
                 <w:szCs w:val="26"/>
                 <w:lang w:val="nl-NL"/>
               </w:rPr>
-              <w:t>ĐẠI DIỆN BÊN B</w:t>
+              <w:t xml:space="preserve">ĐẠI DIỆN BÊN B</w:t>
             </w:r>
           </w:p>
           <w:p>
@@ -7887,7 +7887,7 @@
                 <w:szCs w:val="26"/>
                 <w:lang w:val="fr-FR"/>
               </w:rPr>
-              <w:t>Lê Đình Thanh Sơn</w:t>
+              <w:t xml:space="preserve">Lê Đình Thanh Sơn</w:t>
             </w:r>
           </w:p>
         </w:tc>
@@ -7964,7 +7964,7 @@
           <w:highlight w:val="yellow"/>
           <w:lang w:val="x-none" w:eastAsia="x-none"/>
         </w:rPr>
-        <w:t>* Ghi chú: Nếu không có dịch vụ liên quan thì</w:t>
+        <w:t xml:space="preserve">* Ghi chú: Nếu không có dịch vụ liên quan thì</w:t>
       </w:r>
       <w:r>
         <w:rPr>
